--- a/docs/manual/dist/CGA User Manual (en).docx
+++ b/docs/manual/dist/CGA User Manual (en).docx
@@ -15,17 +15,6 @@
           <w:sz w:val="48"/>
         </w:rPr>
         <w:t>CGA Studio User Manual</w:t>
-      </w:r>
-    </w:p>
-    <w:p>
-      <w:r>
-        <w:rPr>
-          <w:rFonts w:ascii="Arial" w:hAnsi="Arial" w:eastAsia="Arial"/>
-          <w:b w:val="0"/>
-          <w:i w:val="0"/>
-          <w:sz w:val="21"/>
-        </w:rPr>
-        <w:t>Status: Content creation complete, awaiting execution verification</w:t>
       </w:r>
     </w:p>
     <w:p>
@@ -52,21 +41,6 @@
     </w:p>
     <w:p>
       <w:pPr>
-        <w:spacing w:before="80" w:after="160"/>
-        <w:ind w:left="288" w:right="288"/>
-      </w:pPr>
-      <w:r>
-        <w:rPr>
-          <w:rFonts w:ascii="Arial" w:hAnsi="Arial" w:eastAsia="Arial"/>
-          <w:i/>
-          <w:color w:val="5F6368"/>
-          <w:sz w:val="19"/>
-        </w:rPr>
-        <w:t>The basic information, NLU method, model, and answer method fields on the bot creation screen were checked in the browser. Functions for which the actual save, creation, learning, and execution results have not been confirmed are displayed separately in the [Function Verification Table](../cga-manual-verification-matrix.md).</w:t>
-      </w:r>
-    </w:p>
-    <w:p>
-      <w:pPr>
         <w:pStyle w:val="Heading1"/>
       </w:pPr>
       <w:r>
@@ -130,17 +104,6 @@
           <w:sz w:val="21"/>
         </w:rPr>
         <w:t>After logging in, go to the CGA Studio screen.</w:t>
-      </w:r>
-    </w:p>
-    <w:p>
-      <w:r>
-        <w:rPr>
-          <w:rFonts w:ascii="Arial" w:hAnsi="Arial" w:eastAsia="Arial"/>
-          <w:b w:val="0"/>
-          <w:i w:val="0"/>
-          <w:sz w:val="21"/>
-        </w:rPr>
-        <w:t>The actual login success screen and movement path for each authority are confirmed after browser verification.</w:t>
       </w:r>
     </w:p>
     <w:p>
@@ -1708,17 +1671,6 @@
           <w:sz w:val="21"/>
         </w:rPr>
         <w:t>The API menu is an area that manages API information associated with the conversation handling of your bot or version.</w:t>
-      </w:r>
-    </w:p>
-    <w:p>
-      <w:r>
-        <w:rPr>
-          <w:rFonts w:ascii="Arial" w:hAnsi="Arial" w:eastAsia="Arial"/>
-          <w:b w:val="0"/>
-          <w:i w:val="0"/>
-          <w:sz w:val="21"/>
-        </w:rPr>
-        <w:t>The access path is `Studio &gt; API` or `Bot &gt; Version &gt; API`. When modifying an API, check request items, response items, associated intents, and authentication settings. Actual external interconnection testing and operational connection results require separate verification.</w:t>
       </w:r>
     </w:p>
     <w:p>
@@ -3661,7 +3613,7 @@
           <w:i w:val="0"/>
           <w:sz w:val="21"/>
         </w:rPr>
-        <w:t>The verification bot even displayed a Queue registration message, but after refreshing, the `Untrained` status remained and no learning history was created.</w:t>
+        <w:t>A training request is added to the Queue and processed asynchronously by a separate Worker. ML and Semantic training may take more than three minutes depending on the data and runtime environment; test only after the training history shows Success or a trained state.</w:t>
       </w:r>
     </w:p>
     <w:p>
@@ -4416,19 +4368,6 @@
         <w:t>[CGA NLU Utilization Guide](../cga-nlu-guide/README.md)</w:t>
       </w:r>
     </w:p>
-    <w:p>
-      <w:pPr>
-        <w:pStyle w:val="ListBullet"/>
-        <w:spacing w:after="80"/>
-      </w:pPr>
-      <w:r>
-        <w:rPr>
-          <w:rFonts w:ascii="Arial" w:hAnsi="Arial" w:eastAsia="Arial"/>
-          <w:sz w:val="21"/>
-        </w:rPr>
-        <w:t>[Function Verification Table](../cga-manual-verification-matrix.md)</w:t>
-      </w:r>
-    </w:p>
     <w:sectPr>
       <w:headerReference w:type="default" r:id="rId9"/>
       <w:footerReference w:type="default" r:id="rId10"/>

--- a/docs/manual/dist/CGA User Manual (en).docx
+++ b/docs/manual/dist/CGA User Manual (en).docx
@@ -36,7 +36,43 @@
           <w:i w:val="0"/>
           <w:sz w:val="21"/>
         </w:rPr>
-        <w:t>This document describes the menus and workflow of CGA Studio. If you are using it for the first time, read [CGA Getting Started](../cga-getting-started/README.md) first, and refer to [CGA NLU Utilization Guide](../cga-nlu-guide/README.md) for engine selection, learning, and quality improvement.</w:t>
+        <w:t xml:space="preserve">This document describes the menus and workflow of CGA Studio. If you are using it for the first time, read </w:t>
+      </w:r>
+      <w:r>
+        <w:rPr>
+          <w:rFonts w:ascii="Arial" w:hAnsi="Arial" w:eastAsia="Arial"/>
+          <w:b w:val="0"/>
+          <w:i w:val="0"/>
+          <w:sz w:val="21"/>
+        </w:rPr>
+        <w:t>CGA Getting Started</w:t>
+      </w:r>
+      <w:r>
+        <w:rPr>
+          <w:rFonts w:ascii="Arial" w:hAnsi="Arial" w:eastAsia="Arial"/>
+          <w:b w:val="0"/>
+          <w:i w:val="0"/>
+          <w:sz w:val="21"/>
+        </w:rPr>
+        <w:t xml:space="preserve"> first, and refer to </w:t>
+      </w:r>
+      <w:r>
+        <w:rPr>
+          <w:rFonts w:ascii="Arial" w:hAnsi="Arial" w:eastAsia="Arial"/>
+          <w:b w:val="0"/>
+          <w:i w:val="0"/>
+          <w:sz w:val="21"/>
+        </w:rPr>
+        <w:t>CGA NLU Utilization Guide</w:t>
+      </w:r>
+      <w:r>
+        <w:rPr>
+          <w:rFonts w:ascii="Arial" w:hAnsi="Arial" w:eastAsia="Arial"/>
+          <w:b w:val="0"/>
+          <w:i w:val="0"/>
+          <w:sz w:val="21"/>
+        </w:rPr>
+        <w:t xml:space="preserve"> for engine selection, learning, and quality improvement.</w:t>
       </w:r>
     </w:p>
     <w:p>
@@ -69,41 +105,47 @@
     </w:p>
     <w:p>
       <w:pPr>
-        <w:pStyle w:val="ListNumber"/>
         <w:spacing w:after="80"/>
-      </w:pPr>
-      <w:r>
-        <w:rPr>
-          <w:rFonts w:ascii="Arial" w:hAnsi="Arial" w:eastAsia="Arial"/>
-          <w:sz w:val="21"/>
-        </w:rPr>
-        <w:t>Opens the CGA Studio login screen.</w:t>
+        <w:ind w:left="360" w:hanging="288"/>
+      </w:pPr>
+      <w:r>
+        <w:rPr>
+          <w:rFonts w:ascii="Arial" w:hAnsi="Arial" w:eastAsia="Arial"/>
+          <w:b w:val="0"/>
+          <w:i w:val="0"/>
+          <w:sz w:val="21"/>
+        </w:rPr>
+        <w:t>1. Opens the CGA Studio login screen.</w:t>
       </w:r>
     </w:p>
     <w:p>
       <w:pPr>
-        <w:pStyle w:val="ListNumber"/>
         <w:spacing w:after="80"/>
-      </w:pPr>
-      <w:r>
-        <w:rPr>
-          <w:rFonts w:ascii="Arial" w:hAnsi="Arial" w:eastAsia="Arial"/>
-          <w:sz w:val="21"/>
-        </w:rPr>
-        <w:t>Enter your account information.</w:t>
+        <w:ind w:left="360" w:hanging="288"/>
+      </w:pPr>
+      <w:r>
+        <w:rPr>
+          <w:rFonts w:ascii="Arial" w:hAnsi="Arial" w:eastAsia="Arial"/>
+          <w:b w:val="0"/>
+          <w:i w:val="0"/>
+          <w:sz w:val="21"/>
+        </w:rPr>
+        <w:t>2. Enter your account information.</w:t>
       </w:r>
     </w:p>
     <w:p>
       <w:pPr>
-        <w:pStyle w:val="ListNumber"/>
         <w:spacing w:after="80"/>
-      </w:pPr>
-      <w:r>
-        <w:rPr>
-          <w:rFonts w:ascii="Arial" w:hAnsi="Arial" w:eastAsia="Arial"/>
-          <w:sz w:val="21"/>
-        </w:rPr>
-        <w:t>After logging in, go to the CGA Studio screen.</w:t>
+        <w:ind w:left="360" w:hanging="288"/>
+      </w:pPr>
+      <w:r>
+        <w:rPr>
+          <w:rFonts w:ascii="Arial" w:hAnsi="Arial" w:eastAsia="Arial"/>
+          <w:b w:val="0"/>
+          <w:i w:val="0"/>
+          <w:sz w:val="21"/>
+        </w:rPr>
+        <w:t>3. After logging in, go to the CGA Studio screen.</w:t>
       </w:r>
     </w:p>
     <w:p>
@@ -128,9 +170,20 @@
       <w:r>
         <w:rPr>
           <w:rFonts w:ascii="Arial" w:hAnsi="Arial" w:eastAsia="Arial"/>
-          <w:sz w:val="21"/>
-        </w:rPr>
-        <w:t>`Bot`: Unit providing conversation services</w:t>
+          <w:b/>
+          <w:i w:val="0"/>
+          <w:sz w:val="21"/>
+        </w:rPr>
+        <w:t>Bot</w:t>
+      </w:r>
+      <w:r>
+        <w:rPr>
+          <w:rFonts w:ascii="Arial" w:hAnsi="Arial" w:eastAsia="Arial"/>
+          <w:b w:val="0"/>
+          <w:i w:val="0"/>
+          <w:sz w:val="21"/>
+        </w:rPr>
+        <w:t>: Unit providing conversation services</w:t>
       </w:r>
     </w:p>
     <w:p>
@@ -141,9 +194,20 @@
       <w:r>
         <w:rPr>
           <w:rFonts w:ascii="Arial" w:hAnsi="Arial" w:eastAsia="Arial"/>
-          <w:sz w:val="21"/>
-        </w:rPr>
-        <w:t>`Version`: Execution unit that manages the bot's configuration and training assets.</w:t>
+          <w:b/>
+          <w:i w:val="0"/>
+          <w:sz w:val="21"/>
+        </w:rPr>
+        <w:t>Version</w:t>
+      </w:r>
+      <w:r>
+        <w:rPr>
+          <w:rFonts w:ascii="Arial" w:hAnsi="Arial" w:eastAsia="Arial"/>
+          <w:b w:val="0"/>
+          <w:i w:val="0"/>
+          <w:sz w:val="21"/>
+        </w:rPr>
+        <w:t>: Execution unit that manages the bot's configuration and training assets.</w:t>
       </w:r>
     </w:p>
     <w:p>
@@ -154,9 +218,20 @@
       <w:r>
         <w:rPr>
           <w:rFonts w:ascii="Arial" w:hAnsi="Arial" w:eastAsia="Arial"/>
-          <w:sz w:val="21"/>
-        </w:rPr>
-        <w:t>`NLU method`: A method of interpreting user utterances as intent or meaning</w:t>
+          <w:b/>
+          <w:i w:val="0"/>
+          <w:sz w:val="21"/>
+        </w:rPr>
+        <w:t>NLU method</w:t>
+      </w:r>
+      <w:r>
+        <w:rPr>
+          <w:rFonts w:ascii="Arial" w:hAnsi="Arial" w:eastAsia="Arial"/>
+          <w:b w:val="0"/>
+          <w:i w:val="0"/>
+          <w:sz w:val="21"/>
+        </w:rPr>
+        <w:t>: A method of interpreting user utterances as intent or meaning</w:t>
       </w:r>
     </w:p>
     <w:p>
@@ -167,9 +242,20 @@
       <w:r>
         <w:rPr>
           <w:rFonts w:ascii="Arial" w:hAnsi="Arial" w:eastAsia="Arial"/>
-          <w:sz w:val="21"/>
-        </w:rPr>
-        <w:t>`Response method`: Method of generating or retrieving answers based on classification results</w:t>
+          <w:b/>
+          <w:i w:val="0"/>
+          <w:sz w:val="21"/>
+        </w:rPr>
+        <w:t>Response method</w:t>
+      </w:r>
+      <w:r>
+        <w:rPr>
+          <w:rFonts w:ascii="Arial" w:hAnsi="Arial" w:eastAsia="Arial"/>
+          <w:b w:val="0"/>
+          <w:i w:val="0"/>
+          <w:sz w:val="21"/>
+        </w:rPr>
+        <w:t>: Method of generating or retrieving answers based on classification results</w:t>
       </w:r>
     </w:p>
     <w:p>
@@ -180,9 +266,20 @@
       <w:r>
         <w:rPr>
           <w:rFonts w:ascii="Arial" w:hAnsi="Arial" w:eastAsia="Arial"/>
-          <w:sz w:val="21"/>
-        </w:rPr>
-        <w:t>`Training`: Reflecting data from the bot for ML or selected execution engine</w:t>
+          <w:b/>
+          <w:i w:val="0"/>
+          <w:sz w:val="21"/>
+        </w:rPr>
+        <w:t>Training</w:t>
+      </w:r>
+      <w:r>
+        <w:rPr>
+          <w:rFonts w:ascii="Arial" w:hAnsi="Arial" w:eastAsia="Arial"/>
+          <w:b w:val="0"/>
+          <w:i w:val="0"/>
+          <w:sz w:val="21"/>
+        </w:rPr>
+        <w:t>: Reflecting data from the bot for ML or selected execution engine</w:t>
       </w:r>
     </w:p>
     <w:p>
@@ -218,6 +315,8 @@
       <w:r>
         <w:rPr>
           <w:rFonts w:ascii="Arial" w:hAnsi="Arial" w:eastAsia="Arial"/>
+          <w:b w:val="0"/>
+          <w:i w:val="0"/>
           <w:sz w:val="21"/>
         </w:rPr>
         <w:t>Language</w:t>
@@ -231,6 +330,8 @@
       <w:r>
         <w:rPr>
           <w:rFonts w:ascii="Arial" w:hAnsi="Arial" w:eastAsia="Arial"/>
+          <w:b w:val="0"/>
+          <w:i w:val="0"/>
           <w:sz w:val="21"/>
         </w:rPr>
         <w:t>NLU method</w:t>
@@ -244,6 +345,8 @@
       <w:r>
         <w:rPr>
           <w:rFonts w:ascii="Arial" w:hAnsi="Arial" w:eastAsia="Arial"/>
+          <w:b w:val="0"/>
+          <w:i w:val="0"/>
           <w:sz w:val="21"/>
         </w:rPr>
         <w:t>NLU model</w:t>
@@ -257,6 +360,8 @@
       <w:r>
         <w:rPr>
           <w:rFonts w:ascii="Arial" w:hAnsi="Arial" w:eastAsia="Arial"/>
+          <w:b w:val="0"/>
+          <w:i w:val="0"/>
           <w:sz w:val="21"/>
         </w:rPr>
         <w:t>Response method</w:t>
@@ -270,6 +375,8 @@
       <w:r>
         <w:rPr>
           <w:rFonts w:ascii="Arial" w:hAnsi="Arial" w:eastAsia="Arial"/>
+          <w:b w:val="0"/>
+          <w:i w:val="0"/>
           <w:sz w:val="21"/>
         </w:rPr>
         <w:t>LLM Provider or Model</w:t>
@@ -283,6 +390,8 @@
       <w:r>
         <w:rPr>
           <w:rFonts w:ascii="Arial" w:hAnsi="Arial" w:eastAsia="Arial"/>
+          <w:b w:val="0"/>
+          <w:i w:val="0"/>
           <w:sz w:val="21"/>
         </w:rPr>
         <w:t>version</w:t>
@@ -296,7 +405,61 @@
           <w:i w:val="0"/>
           <w:sz w:val="21"/>
         </w:rPr>
-        <w:t>If you change the NLU method or answer method, the selectable models and additional setting items may change. Check whether the combination status of the screen is `Ready to run/train` or `Settings can only be saved` and then decide the next action. If you are using it for the first time, do not select `Confirm` without checking the combination status.</w:t>
+        <w:t xml:space="preserve">If you change the NLU method or answer method, the selectable models and additional setting items may change. Check whether the combination status of the screen is </w:t>
+      </w:r>
+      <w:r>
+        <w:rPr>
+          <w:rFonts w:ascii="Arial" w:hAnsi="Arial" w:eastAsia="Arial"/>
+          <w:b/>
+          <w:i w:val="0"/>
+          <w:sz w:val="21"/>
+        </w:rPr>
+        <w:t>Ready to run/train</w:t>
+      </w:r>
+      <w:r>
+        <w:rPr>
+          <w:rFonts w:ascii="Arial" w:hAnsi="Arial" w:eastAsia="Arial"/>
+          <w:b w:val="0"/>
+          <w:i w:val="0"/>
+          <w:sz w:val="21"/>
+        </w:rPr>
+        <w:t xml:space="preserve"> or </w:t>
+      </w:r>
+      <w:r>
+        <w:rPr>
+          <w:rFonts w:ascii="Arial" w:hAnsi="Arial" w:eastAsia="Arial"/>
+          <w:b/>
+          <w:i w:val="0"/>
+          <w:sz w:val="21"/>
+        </w:rPr>
+        <w:t>Settings can only be saved</w:t>
+      </w:r>
+      <w:r>
+        <w:rPr>
+          <w:rFonts w:ascii="Arial" w:hAnsi="Arial" w:eastAsia="Arial"/>
+          <w:b w:val="0"/>
+          <w:i w:val="0"/>
+          <w:sz w:val="21"/>
+        </w:rPr>
+        <w:t xml:space="preserve"> and then decide the next action. If you are using it for the first time, do not select </w:t>
+      </w:r>
+      <w:r>
+        <w:rPr>
+          <w:rFonts w:ascii="Arial" w:hAnsi="Arial" w:eastAsia="Arial"/>
+          <w:b/>
+          <w:i w:val="0"/>
+          <w:sz w:val="21"/>
+        </w:rPr>
+        <w:t>Confirm</w:t>
+      </w:r>
+      <w:r>
+        <w:rPr>
+          <w:rFonts w:ascii="Arial" w:hAnsi="Arial" w:eastAsia="Arial"/>
+          <w:b w:val="0"/>
+          <w:i w:val="0"/>
+          <w:sz w:val="21"/>
+        </w:rPr>
+        <w:t xml:space="preserve"> without checking the combination status.</w:t>
       </w:r>
     </w:p>
     <w:p>
@@ -307,7 +470,43 @@
           <w:i w:val="0"/>
           <w:sz w:val="21"/>
         </w:rPr>
-        <w:t>In the creation screen, `Confirm` is an action to submit the entered settings, and `Cancel` is an action to exit the creation screen. After submission, the bot creation results and learning/indexing completion status are subject to separate execution verification.</w:t>
+        <w:t xml:space="preserve">In the creation screen, </w:t>
+      </w:r>
+      <w:r>
+        <w:rPr>
+          <w:rFonts w:ascii="Arial" w:hAnsi="Arial" w:eastAsia="Arial"/>
+          <w:b/>
+          <w:i w:val="0"/>
+          <w:sz w:val="21"/>
+        </w:rPr>
+        <w:t>Confirm</w:t>
+      </w:r>
+      <w:r>
+        <w:rPr>
+          <w:rFonts w:ascii="Arial" w:hAnsi="Arial" w:eastAsia="Arial"/>
+          <w:b w:val="0"/>
+          <w:i w:val="0"/>
+          <w:sz w:val="21"/>
+        </w:rPr>
+        <w:t xml:space="preserve"> is an action to submit the entered settings, and </w:t>
+      </w:r>
+      <w:r>
+        <w:rPr>
+          <w:rFonts w:ascii="Arial" w:hAnsi="Arial" w:eastAsia="Arial"/>
+          <w:b/>
+          <w:i w:val="0"/>
+          <w:sz w:val="21"/>
+        </w:rPr>
+        <w:t>Cancel</w:t>
+      </w:r>
+      <w:r>
+        <w:rPr>
+          <w:rFonts w:ascii="Arial" w:hAnsi="Arial" w:eastAsia="Arial"/>
+          <w:b w:val="0"/>
+          <w:i w:val="0"/>
+          <w:sz w:val="21"/>
+        </w:rPr>
+        <w:t xml:space="preserve"> is an action to exit the creation screen. After submission, the bot creation results and learning/indexing completion status are subject to separate execution verification.</w:t>
       </w:r>
     </w:p>
     <w:p>
@@ -368,6 +567,8 @@
       <w:r>
         <w:rPr>
           <w:rFonts w:ascii="Arial" w:hAnsi="Arial" w:eastAsia="Arial"/>
+          <w:b w:val="0"/>
+          <w:i w:val="0"/>
           <w:sz w:val="21"/>
         </w:rPr>
         <w:t>Bot Type: Bot, Bot Hub</w:t>
@@ -381,6 +582,8 @@
       <w:r>
         <w:rPr>
           <w:rFonts w:ascii="Arial" w:hAnsi="Arial" w:eastAsia="Arial"/>
+          <w:b w:val="0"/>
+          <w:i w:val="0"/>
           <w:sz w:val="21"/>
         </w:rPr>
         <w:t>Bot mode: text type, voice type</w:t>
@@ -394,6 +597,8 @@
       <w:r>
         <w:rPr>
           <w:rFonts w:ascii="Arial" w:hAnsi="Arial" w:eastAsia="Arial"/>
+          <w:b w:val="0"/>
+          <w:i w:val="0"/>
           <w:sz w:val="21"/>
         </w:rPr>
         <w:t>Bot Profile</w:t>
@@ -407,6 +612,8 @@
       <w:r>
         <w:rPr>
           <w:rFonts w:ascii="Arial" w:hAnsi="Arial" w:eastAsia="Arial"/>
+          <w:b w:val="0"/>
+          <w:i w:val="0"/>
           <w:sz w:val="21"/>
         </w:rPr>
         <w:t>Bot Name</w:t>
@@ -420,6 +627,8 @@
       <w:r>
         <w:rPr>
           <w:rFonts w:ascii="Arial" w:hAnsi="Arial" w:eastAsia="Arial"/>
+          <w:b w:val="0"/>
+          <w:i w:val="0"/>
           <w:sz w:val="21"/>
         </w:rPr>
         <w:t>Language: Current screen options are Korean</w:t>
@@ -433,6 +642,8 @@
       <w:r>
         <w:rPr>
           <w:rFonts w:ascii="Arial" w:hAnsi="Arial" w:eastAsia="Arial"/>
+          <w:b w:val="0"/>
+          <w:i w:val="0"/>
           <w:sz w:val="21"/>
         </w:rPr>
         <w:t>Introduction</w:t>
@@ -508,6 +719,7 @@
               <w:rPr>
                 <w:rFonts w:ascii="Arial" w:hAnsi="Arial" w:eastAsia="Arial"/>
                 <w:b/>
+                <w:i w:val="0"/>
                 <w:color w:val="1F4D78"/>
                 <w:sz w:val="18"/>
               </w:rPr>
@@ -536,6 +748,7 @@
               <w:rPr>
                 <w:rFonts w:ascii="Arial" w:hAnsi="Arial" w:eastAsia="Arial"/>
                 <w:b/>
+                <w:i w:val="0"/>
                 <w:color w:val="1F4D78"/>
                 <w:sz w:val="18"/>
               </w:rPr>
@@ -565,6 +778,7 @@
               <w:rPr>
                 <w:rFonts w:ascii="Arial" w:hAnsi="Arial" w:eastAsia="Arial"/>
                 <w:b w:val="0"/>
+                <w:i w:val="0"/>
                 <w:sz w:val="18"/>
               </w:rPr>
               <w:t>ML</w:t>
@@ -591,6 +805,7 @@
               <w:rPr>
                 <w:rFonts w:ascii="Arial" w:hAnsi="Arial" w:eastAsia="Arial"/>
                 <w:b w:val="0"/>
+                <w:i w:val="0"/>
                 <w:sz w:val="18"/>
               </w:rPr>
               <w:t>Classification method based on learning sentences and intent</w:t>
@@ -619,6 +834,7 @@
               <w:rPr>
                 <w:rFonts w:ascii="Arial" w:hAnsi="Arial" w:eastAsia="Arial"/>
                 <w:b w:val="0"/>
+                <w:i w:val="0"/>
                 <w:sz w:val="18"/>
               </w:rPr>
               <w:t>Semantic - Vector Worker</w:t>
@@ -645,6 +861,7 @@
               <w:rPr>
                 <w:rFonts w:ascii="Arial" w:hAnsi="Arial" w:eastAsia="Arial"/>
                 <w:b w:val="0"/>
+                <w:i w:val="0"/>
                 <w:sz w:val="18"/>
               </w:rPr>
               <w:t>Semantic method using CGA's Vector Worker and Vector DB</w:t>
@@ -673,6 +890,7 @@
               <w:rPr>
                 <w:rFonts w:ascii="Arial" w:hAnsi="Arial" w:eastAsia="Arial"/>
                 <w:b w:val="0"/>
+                <w:i w:val="0"/>
                 <w:sz w:val="18"/>
               </w:rPr>
               <w:t>Semantic - External Embedding</w:t>
@@ -699,6 +917,7 @@
               <w:rPr>
                 <w:rFonts w:ascii="Arial" w:hAnsi="Arial" w:eastAsia="Arial"/>
                 <w:b w:val="0"/>
+                <w:i w:val="0"/>
                 <w:sz w:val="18"/>
               </w:rPr>
               <w:t>Semantic method connecting external embedding and Local Vector DB</w:t>
@@ -727,6 +946,7 @@
               <w:rPr>
                 <w:rFonts w:ascii="Arial" w:hAnsi="Arial" w:eastAsia="Arial"/>
                 <w:b w:val="0"/>
+                <w:i w:val="0"/>
                 <w:sz w:val="18"/>
               </w:rPr>
               <w:t>LLM Engine</w:t>
@@ -753,6 +973,7 @@
               <w:rPr>
                 <w:rFonts w:ascii="Arial" w:hAnsi="Arial" w:eastAsia="Arial"/>
                 <w:b w:val="0"/>
+                <w:i w:val="0"/>
                 <w:sz w:val="18"/>
               </w:rPr>
               <w:t>How to use the LLM model</w:t>
@@ -770,7 +991,25 @@
           <w:i w:val="0"/>
           <w:sz w:val="21"/>
         </w:rPr>
-        <w:t>For engine-specific selection criteria and data preparation methods, refer to [Engine Comparison in the NLU Utilization Guide](../cga-nlu-guide/engine-comparison.md).</w:t>
+        <w:t xml:space="preserve">For engine-specific selection criteria and data preparation methods, refer to </w:t>
+      </w:r>
+      <w:r>
+        <w:rPr>
+          <w:rFonts w:ascii="Arial" w:hAnsi="Arial" w:eastAsia="Arial"/>
+          <w:b w:val="0"/>
+          <w:i w:val="0"/>
+          <w:sz w:val="21"/>
+        </w:rPr>
+        <w:t>Engine Comparison in the NLU Utilization Guide</w:t>
+      </w:r>
+      <w:r>
+        <w:rPr>
+          <w:rFonts w:ascii="Arial" w:hAnsi="Arial" w:eastAsia="Arial"/>
+          <w:b w:val="0"/>
+          <w:i w:val="0"/>
+          <w:sz w:val="21"/>
+        </w:rPr>
+        <w:t>.</w:t>
       </w:r>
     </w:p>
     <w:p>
@@ -806,6 +1045,8 @@
       <w:r>
         <w:rPr>
           <w:rFonts w:ascii="Arial" w:hAnsi="Arial" w:eastAsia="Arial"/>
+          <w:b w:val="0"/>
+          <w:i w:val="0"/>
           <w:sz w:val="21"/>
         </w:rPr>
         <w:t>ML: DeepLearning Lite, TF-IDF Linear, Keyword Baseline</w:t>
@@ -819,6 +1060,8 @@
       <w:r>
         <w:rPr>
           <w:rFonts w:ascii="Arial" w:hAnsi="Arial" w:eastAsia="Arial"/>
+          <w:b w:val="0"/>
+          <w:i w:val="0"/>
           <w:sz w:val="21"/>
         </w:rPr>
         <w:t>Semantic: Default Vector Worker model or external embedding model</w:t>
@@ -832,6 +1075,8 @@
       <w:r>
         <w:rPr>
           <w:rFonts w:ascii="Arial" w:hAnsi="Arial" w:eastAsia="Arial"/>
+          <w:b w:val="0"/>
+          <w:i w:val="0"/>
           <w:sz w:val="21"/>
         </w:rPr>
         <w:t>LLM: Provider selection and detailed model selection for each provider</w:t>
@@ -881,6 +1126,8 @@
       <w:r>
         <w:rPr>
           <w:rFonts w:ascii="Arial" w:hAnsi="Arial" w:eastAsia="Arial"/>
+          <w:b w:val="0"/>
+          <w:i w:val="0"/>
           <w:sz w:val="21"/>
         </w:rPr>
         <w:t>Defined answer</w:t>
@@ -894,6 +1141,8 @@
       <w:r>
         <w:rPr>
           <w:rFonts w:ascii="Arial" w:hAnsi="Arial" w:eastAsia="Arial"/>
+          <w:b w:val="0"/>
+          <w:i w:val="0"/>
           <w:sz w:val="21"/>
         </w:rPr>
         <w:t>Semantic Engine RAG Answer</w:t>
@@ -907,6 +1156,8 @@
       <w:r>
         <w:rPr>
           <w:rFonts w:ascii="Arial" w:hAnsi="Arial" w:eastAsia="Arial"/>
+          <w:b w:val="0"/>
+          <w:i w:val="0"/>
           <w:sz w:val="21"/>
         </w:rPr>
         <w:t>LLM Engine RAG Answers</w:t>
@@ -920,6 +1171,8 @@
       <w:r>
         <w:rPr>
           <w:rFonts w:ascii="Arial" w:hAnsi="Arial" w:eastAsia="Arial"/>
+          <w:b w:val="0"/>
+          <w:i w:val="0"/>
           <w:sz w:val="21"/>
         </w:rPr>
         <w:t>LLM Engine Answers</w:t>
@@ -969,6 +1222,8 @@
       <w:r>
         <w:rPr>
           <w:rFonts w:ascii="Arial" w:hAnsi="Arial" w:eastAsia="Arial"/>
+          <w:b w:val="0"/>
+          <w:i w:val="0"/>
           <w:sz w:val="21"/>
         </w:rPr>
         <w:t>Bot: Basic information and operation target of service unit</w:t>
@@ -982,6 +1237,8 @@
       <w:r>
         <w:rPr>
           <w:rFonts w:ascii="Arial" w:hAnsi="Arial" w:eastAsia="Arial"/>
+          <w:b w:val="0"/>
+          <w:i w:val="0"/>
           <w:sz w:val="21"/>
         </w:rPr>
         <w:t>Version: A unit that manages intent, object, dictionary, dialogue design, and AI settings.</w:t>
@@ -995,6 +1252,8 @@
       <w:r>
         <w:rPr>
           <w:rFonts w:ascii="Arial" w:hAnsi="Arial" w:eastAsia="Arial"/>
+          <w:b w:val="0"/>
+          <w:i w:val="0"/>
           <w:sz w:val="21"/>
         </w:rPr>
         <w:t>Workspace: Screen for designing, testing, and analyzing a specific bot version.</w:t>
@@ -1070,6 +1329,7 @@
               <w:rPr>
                 <w:rFonts w:ascii="Arial" w:hAnsi="Arial" w:eastAsia="Arial"/>
                 <w:b/>
+                <w:i w:val="0"/>
                 <w:color w:val="1F4D78"/>
                 <w:sz w:val="18"/>
               </w:rPr>
@@ -1098,6 +1358,7 @@
               <w:rPr>
                 <w:rFonts w:ascii="Arial" w:hAnsi="Arial" w:eastAsia="Arial"/>
                 <w:b/>
+                <w:i w:val="0"/>
                 <w:color w:val="1F4D78"/>
                 <w:sz w:val="18"/>
               </w:rPr>
@@ -1127,6 +1388,7 @@
               <w:rPr>
                 <w:rFonts w:ascii="Arial" w:hAnsi="Arial" w:eastAsia="Arial"/>
                 <w:b w:val="0"/>
+                <w:i w:val="0"/>
                 <w:sz w:val="18"/>
               </w:rPr>
               <w:t>Bot List</w:t>
@@ -1153,6 +1415,7 @@
               <w:rPr>
                 <w:rFonts w:ascii="Arial" w:hAnsi="Arial" w:eastAsia="Arial"/>
                 <w:b w:val="0"/>
+                <w:i w:val="0"/>
                 <w:sz w:val="18"/>
               </w:rPr>
               <w:t>Studio &gt; Bot</w:t>
@@ -1181,6 +1444,7 @@
               <w:rPr>
                 <w:rFonts w:ascii="Arial" w:hAnsi="Arial" w:eastAsia="Arial"/>
                 <w:b w:val="0"/>
+                <w:i w:val="0"/>
                 <w:sz w:val="18"/>
               </w:rPr>
               <w:t>Create a new bot</w:t>
@@ -1207,6 +1471,7 @@
               <w:rPr>
                 <w:rFonts w:ascii="Arial" w:hAnsi="Arial" w:eastAsia="Arial"/>
                 <w:b w:val="0"/>
+                <w:i w:val="0"/>
                 <w:sz w:val="18"/>
               </w:rPr>
               <w:t>Studio &gt; Bot &gt; Create bot</w:t>
@@ -1235,6 +1500,7 @@
               <w:rPr>
                 <w:rFonts w:ascii="Arial" w:hAnsi="Arial" w:eastAsia="Arial"/>
                 <w:b w:val="0"/>
+                <w:i w:val="0"/>
                 <w:sz w:val="18"/>
               </w:rPr>
               <w:t>Bot Settings</w:t>
@@ -1261,6 +1527,7 @@
               <w:rPr>
                 <w:rFonts w:ascii="Arial" w:hAnsi="Arial" w:eastAsia="Arial"/>
                 <w:b w:val="0"/>
+                <w:i w:val="0"/>
                 <w:sz w:val="18"/>
               </w:rPr>
               <w:t>Selected bot &gt; Settings</w:t>
@@ -1289,6 +1556,7 @@
               <w:rPr>
                 <w:rFonts w:ascii="Arial" w:hAnsi="Arial" w:eastAsia="Arial"/>
                 <w:b w:val="0"/>
+                <w:i w:val="0"/>
                 <w:sz w:val="18"/>
               </w:rPr>
               <w:t>Version list</w:t>
@@ -1315,6 +1583,7 @@
               <w:rPr>
                 <w:rFonts w:ascii="Arial" w:hAnsi="Arial" w:eastAsia="Arial"/>
                 <w:b w:val="0"/>
+                <w:i w:val="0"/>
                 <w:sz w:val="18"/>
               </w:rPr>
               <w:t>Selected bot &gt; Version Control</w:t>
@@ -1343,6 +1612,7 @@
               <w:rPr>
                 <w:rFonts w:ascii="Arial" w:hAnsi="Arial" w:eastAsia="Arial"/>
                 <w:b w:val="0"/>
+                <w:i w:val="0"/>
                 <w:sz w:val="18"/>
               </w:rPr>
               <w:t>Version workspace</w:t>
@@ -1369,6 +1639,7 @@
               <w:rPr>
                 <w:rFonts w:ascii="Arial" w:hAnsi="Arial" w:eastAsia="Arial"/>
                 <w:b w:val="0"/>
+                <w:i w:val="0"/>
                 <w:sz w:val="18"/>
               </w:rPr>
               <w:t>Selected bot &gt; Version &gt; Workspace</w:t>
@@ -1436,7 +1707,25 @@
           <w:i w:val="0"/>
           <w:sz w:val="21"/>
         </w:rPr>
-        <w:t>The access path is `Bot &gt; Version &gt; Intents`. After modifying the intent data, check the training status and simulator results of that version.</w:t>
+        <w:t xml:space="preserve">The access path is </w:t>
+      </w:r>
+      <w:r>
+        <w:rPr>
+          <w:rFonts w:ascii="Arial" w:hAnsi="Arial" w:eastAsia="Arial"/>
+          <w:b/>
+          <w:i w:val="0"/>
+          <w:sz w:val="21"/>
+        </w:rPr>
+        <w:t>Bot &gt; Version &gt; Intents</w:t>
+      </w:r>
+      <w:r>
+        <w:rPr>
+          <w:rFonts w:ascii="Arial" w:hAnsi="Arial" w:eastAsia="Arial"/>
+          <w:b w:val="0"/>
+          <w:i w:val="0"/>
+          <w:sz w:val="21"/>
+        </w:rPr>
+        <w:t>. After modifying the intent data, check the training status and simulator results of that version.</w:t>
       </w:r>
     </w:p>
     <w:p>
@@ -1472,7 +1761,25 @@
           <w:i w:val="0"/>
           <w:sz w:val="21"/>
         </w:rPr>
-        <w:t>The access path is `Bot &gt; Version &gt; Entities`. When changing entity names or extraction criteria, ensure that existing intents and test utterances remain valid.</w:t>
+        <w:t xml:space="preserve">The access path is </w:t>
+      </w:r>
+      <w:r>
+        <w:rPr>
+          <w:rFonts w:ascii="Arial" w:hAnsi="Arial" w:eastAsia="Arial"/>
+          <w:b/>
+          <w:i w:val="0"/>
+          <w:sz w:val="21"/>
+        </w:rPr>
+        <w:t>Bot &gt; Version &gt; Entities</w:t>
+      </w:r>
+      <w:r>
+        <w:rPr>
+          <w:rFonts w:ascii="Arial" w:hAnsi="Arial" w:eastAsia="Arial"/>
+          <w:b w:val="0"/>
+          <w:i w:val="0"/>
+          <w:sz w:val="21"/>
+        </w:rPr>
+        <w:t>. When changing entity names or extraction criteria, ensure that existing intents and test utterances remain valid.</w:t>
       </w:r>
     </w:p>
     <w:p>
@@ -1508,7 +1815,25 @@
           <w:i w:val="0"/>
           <w:sz w:val="21"/>
         </w:rPr>
-        <w:t>The access path is `Bot &gt; Version &gt; Dictionary`. When adding synonyms, distinguish between expressions that only affect a specific intent or expressions that are commonly used across multiple intents.</w:t>
+        <w:t xml:space="preserve">The access path is </w:t>
+      </w:r>
+      <w:r>
+        <w:rPr>
+          <w:rFonts w:ascii="Arial" w:hAnsi="Arial" w:eastAsia="Arial"/>
+          <w:b/>
+          <w:i w:val="0"/>
+          <w:sz w:val="21"/>
+        </w:rPr>
+        <w:t>Bot &gt; Version &gt; Dictionary</w:t>
+      </w:r>
+      <w:r>
+        <w:rPr>
+          <w:rFonts w:ascii="Arial" w:hAnsi="Arial" w:eastAsia="Arial"/>
+          <w:b w:val="0"/>
+          <w:i w:val="0"/>
+          <w:sz w:val="21"/>
+        </w:rPr>
+        <w:t>. When adding synonyms, distinguish between expressions that only affect a specific intent or expressions that are commonly used across multiple intents.</w:t>
       </w:r>
     </w:p>
     <w:p>
@@ -1544,7 +1869,25 @@
           <w:i w:val="0"/>
           <w:sz w:val="21"/>
         </w:rPr>
-        <w:t>The access path is `Bot &gt; Version &gt; QA`. After reflecting documents or questions/answers, check whether indexing or application status is provided, and do not use the results for operations without confirmation.</w:t>
+        <w:t xml:space="preserve">The access path is </w:t>
+      </w:r>
+      <w:r>
+        <w:rPr>
+          <w:rFonts w:ascii="Arial" w:hAnsi="Arial" w:eastAsia="Arial"/>
+          <w:b/>
+          <w:i w:val="0"/>
+          <w:sz w:val="21"/>
+        </w:rPr>
+        <w:t>Bot &gt; Version &gt; QA</w:t>
+      </w:r>
+      <w:r>
+        <w:rPr>
+          <w:rFonts w:ascii="Arial" w:hAnsi="Arial" w:eastAsia="Arial"/>
+          <w:b w:val="0"/>
+          <w:i w:val="0"/>
+          <w:sz w:val="21"/>
+        </w:rPr>
+        <w:t>. After reflecting documents or questions/answers, check whether indexing or application status is provided, and do not use the results for operations without confirmation.</w:t>
       </w:r>
     </w:p>
     <w:p>
@@ -1580,72 +1923,100 @@
           <w:i w:val="0"/>
           <w:sz w:val="21"/>
         </w:rPr>
-        <w:t>The access path is `Bot &gt; Version &gt; Conversation Flows`. When modifying a flow, check the following:</w:t>
+        <w:t xml:space="preserve">The access path is </w:t>
+      </w:r>
+      <w:r>
+        <w:rPr>
+          <w:rFonts w:ascii="Arial" w:hAnsi="Arial" w:eastAsia="Arial"/>
+          <w:b/>
+          <w:i w:val="0"/>
+          <w:sz w:val="21"/>
+        </w:rPr>
+        <w:t>Bot &gt; Version &gt; Conversation Flows</w:t>
+      </w:r>
+      <w:r>
+        <w:rPr>
+          <w:rFonts w:ascii="Arial" w:hAnsi="Arial" w:eastAsia="Arial"/>
+          <w:b w:val="0"/>
+          <w:i w:val="0"/>
+          <w:sz w:val="21"/>
+        </w:rPr>
+        <w:t>. When modifying a flow, check the following:</w:t>
       </w:r>
     </w:p>
     <w:p>
       <w:pPr>
-        <w:pStyle w:val="ListNumber"/>
         <w:spacing w:after="80"/>
-      </w:pPr>
-      <w:r>
-        <w:rPr>
-          <w:rFonts w:ascii="Arial" w:hAnsi="Arial" w:eastAsia="Arial"/>
-          <w:sz w:val="21"/>
-        </w:rPr>
-        <w:t>Check which intent the flow is associated with.</w:t>
+        <w:ind w:left="360" w:hanging="288"/>
+      </w:pPr>
+      <w:r>
+        <w:rPr>
+          <w:rFonts w:ascii="Arial" w:hAnsi="Arial" w:eastAsia="Arial"/>
+          <w:b w:val="0"/>
+          <w:i w:val="0"/>
+          <w:sz w:val="21"/>
+        </w:rPr>
+        <w:t>1. Check which intent the flow is associated with.</w:t>
       </w:r>
     </w:p>
     <w:p>
       <w:pPr>
-        <w:pStyle w:val="ListNumber"/>
         <w:spacing w:after="80"/>
-      </w:pPr>
-      <w:r>
-        <w:rPr>
-          <w:rFonts w:ascii="Arial" w:hAnsi="Arial" w:eastAsia="Arial"/>
-          <w:sz w:val="21"/>
-        </w:rPr>
-        <w:t>Check the order of user input and bot responses.</w:t>
+        <w:ind w:left="360" w:hanging="288"/>
+      </w:pPr>
+      <w:r>
+        <w:rPr>
+          <w:rFonts w:ascii="Arial" w:hAnsi="Arial" w:eastAsia="Arial"/>
+          <w:b w:val="0"/>
+          <w:i w:val="0"/>
+          <w:sz w:val="21"/>
+        </w:rPr>
+        <w:t>2. Check the order of user input and bot responses.</w:t>
       </w:r>
     </w:p>
     <w:p>
       <w:pPr>
-        <w:pStyle w:val="ListNumber"/>
         <w:spacing w:after="80"/>
-      </w:pPr>
-      <w:r>
-        <w:rPr>
-          <w:rFonts w:ascii="Arial" w:hAnsi="Arial" w:eastAsia="Arial"/>
-          <w:sz w:val="21"/>
-        </w:rPr>
-        <w:t>Check if any steps use objects or common variables.</w:t>
+        <w:ind w:left="360" w:hanging="288"/>
+      </w:pPr>
+      <w:r>
+        <w:rPr>
+          <w:rFonts w:ascii="Arial" w:hAnsi="Arial" w:eastAsia="Arial"/>
+          <w:b w:val="0"/>
+          <w:i w:val="0"/>
+          <w:sz w:val="21"/>
+        </w:rPr>
+        <w:t>3. Check if any steps use objects or common variables.</w:t>
       </w:r>
     </w:p>
     <w:p>
       <w:pPr>
-        <w:pStyle w:val="ListNumber"/>
         <w:spacing w:after="80"/>
-      </w:pPr>
-      <w:r>
-        <w:rPr>
-          <w:rFonts w:ascii="Arial" w:hAnsi="Arial" w:eastAsia="Arial"/>
-          <w:sz w:val="21"/>
-        </w:rPr>
-        <w:t>Check the branching for termination, re-question, and exception situations.</w:t>
+        <w:ind w:left="360" w:hanging="288"/>
+      </w:pPr>
+      <w:r>
+        <w:rPr>
+          <w:rFonts w:ascii="Arial" w:hAnsi="Arial" w:eastAsia="Arial"/>
+          <w:b w:val="0"/>
+          <w:i w:val="0"/>
+          <w:sz w:val="21"/>
+        </w:rPr>
+        <w:t>4. Check the branching for termination, re-question, and exception situations.</w:t>
       </w:r>
     </w:p>
     <w:p>
       <w:pPr>
-        <w:pStyle w:val="ListNumber"/>
         <w:spacing w:after="80"/>
-      </w:pPr>
-      <w:r>
-        <w:rPr>
-          <w:rFonts w:ascii="Arial" w:hAnsi="Arial" w:eastAsia="Arial"/>
-          <w:sz w:val="21"/>
-        </w:rPr>
-        <w:t>After saving, test normal and exception paths separately in the simulator.</w:t>
+        <w:ind w:left="360" w:hanging="288"/>
+      </w:pPr>
+      <w:r>
+        <w:rPr>
+          <w:rFonts w:ascii="Arial" w:hAnsi="Arial" w:eastAsia="Arial"/>
+          <w:b w:val="0"/>
+          <w:i w:val="0"/>
+          <w:sz w:val="21"/>
+        </w:rPr>
+        <w:t>5. After saving, test normal and exception paths separately in the simulator.</w:t>
       </w:r>
     </w:p>
     <w:p>
@@ -1706,6 +2077,8 @@
       <w:r>
         <w:rPr>
           <w:rFonts w:ascii="Arial" w:hAnsi="Arial" w:eastAsia="Arial"/>
+          <w:b w:val="0"/>
+          <w:i w:val="0"/>
           <w:sz w:val="21"/>
         </w:rPr>
         <w:t>Simulator: Screen to input utterance and check response</w:t>
@@ -1719,6 +2092,8 @@
       <w:r>
         <w:rPr>
           <w:rFonts w:ascii="Arial" w:hAnsi="Arial" w:eastAsia="Arial"/>
+          <w:b w:val="0"/>
+          <w:i w:val="0"/>
           <w:sz w:val="21"/>
         </w:rPr>
         <w:t>Analysis: Screen to check cumulative classification results and applied classification steps</w:t>
@@ -1732,6 +2107,8 @@
       <w:r>
         <w:rPr>
           <w:rFonts w:ascii="Arial" w:hAnsi="Arial" w:eastAsia="Arial"/>
+          <w:b w:val="0"/>
+          <w:i w:val="0"/>
           <w:sz w:val="21"/>
         </w:rPr>
         <w:t>Evaluation: Screen to check prepared evaluation data and results</w:t>
@@ -1745,6 +2122,8 @@
       <w:r>
         <w:rPr>
           <w:rFonts w:ascii="Arial" w:hAnsi="Arial" w:eastAsia="Arial"/>
+          <w:b w:val="0"/>
+          <w:i w:val="0"/>
           <w:sz w:val="21"/>
         </w:rPr>
         <w:t>Conversation history: Screen to check actual or saved conversation results</w:t>
@@ -1758,6 +2137,8 @@
       <w:r>
         <w:rPr>
           <w:rFonts w:ascii="Arial" w:hAnsi="Arial" w:eastAsia="Arial"/>
+          <w:b w:val="0"/>
+          <w:i w:val="0"/>
           <w:sz w:val="21"/>
         </w:rPr>
         <w:t>Retrain: Screen to reflect feedback or correction data again</w:t>
@@ -1808,6 +2189,7 @@
               <w:rPr>
                 <w:rFonts w:ascii="Arial" w:hAnsi="Arial" w:eastAsia="Arial"/>
                 <w:b/>
+                <w:i w:val="0"/>
                 <w:color w:val="1F4D78"/>
                 <w:sz w:val="18"/>
               </w:rPr>
@@ -1836,6 +2218,7 @@
               <w:rPr>
                 <w:rFonts w:ascii="Arial" w:hAnsi="Arial" w:eastAsia="Arial"/>
                 <w:b/>
+                <w:i w:val="0"/>
                 <w:color w:val="1F4D78"/>
                 <w:sz w:val="18"/>
               </w:rPr>
@@ -1865,6 +2248,7 @@
               <w:rPr>
                 <w:rFonts w:ascii="Arial" w:hAnsi="Arial" w:eastAsia="Arial"/>
                 <w:b w:val="0"/>
+                <w:i w:val="0"/>
                 <w:sz w:val="18"/>
               </w:rPr>
               <w:t>simulator</w:t>
@@ -1891,6 +2275,7 @@
               <w:rPr>
                 <w:rFonts w:ascii="Arial" w:hAnsi="Arial" w:eastAsia="Arial"/>
                 <w:b w:val="0"/>
+                <w:i w:val="0"/>
                 <w:sz w:val="18"/>
               </w:rPr>
               <w:t>Bot &gt; Version &gt; Simulator</w:t>
@@ -1919,6 +2304,7 @@
               <w:rPr>
                 <w:rFonts w:ascii="Arial" w:hAnsi="Arial" w:eastAsia="Arial"/>
                 <w:b w:val="0"/>
+                <w:i w:val="0"/>
                 <w:sz w:val="18"/>
               </w:rPr>
               <w:t>analysis</w:t>
@@ -1945,6 +2331,7 @@
               <w:rPr>
                 <w:rFonts w:ascii="Arial" w:hAnsi="Arial" w:eastAsia="Arial"/>
                 <w:b w:val="0"/>
+                <w:i w:val="0"/>
                 <w:sz w:val="18"/>
               </w:rPr>
               <w:t>Bot &gt; Version &gt; Analytics</w:t>
@@ -1973,6 +2360,7 @@
               <w:rPr>
                 <w:rFonts w:ascii="Arial" w:hAnsi="Arial" w:eastAsia="Arial"/>
                 <w:b w:val="0"/>
+                <w:i w:val="0"/>
                 <w:sz w:val="18"/>
               </w:rPr>
               <w:t>evaluation</w:t>
@@ -1999,6 +2387,7 @@
               <w:rPr>
                 <w:rFonts w:ascii="Arial" w:hAnsi="Arial" w:eastAsia="Arial"/>
                 <w:b w:val="0"/>
+                <w:i w:val="0"/>
                 <w:sz w:val="18"/>
               </w:rPr>
               <w:t>Bot &gt; Version &gt; Rating</w:t>
@@ -2027,6 +2416,7 @@
               <w:rPr>
                 <w:rFonts w:ascii="Arial" w:hAnsi="Arial" w:eastAsia="Arial"/>
                 <w:b w:val="0"/>
+                <w:i w:val="0"/>
                 <w:sz w:val="18"/>
               </w:rPr>
               <w:t>conversation history</w:t>
@@ -2053,6 +2443,7 @@
               <w:rPr>
                 <w:rFonts w:ascii="Arial" w:hAnsi="Arial" w:eastAsia="Arial"/>
                 <w:b w:val="0"/>
+                <w:i w:val="0"/>
                 <w:sz w:val="18"/>
               </w:rPr>
               <w:t>Bot &gt; Version &gt; Conversation History</w:t>
@@ -2081,6 +2472,7 @@
               <w:rPr>
                 <w:rFonts w:ascii="Arial" w:hAnsi="Arial" w:eastAsia="Arial"/>
                 <w:b w:val="0"/>
+                <w:i w:val="0"/>
                 <w:sz w:val="18"/>
               </w:rPr>
               <w:t>Re-learning</w:t>
@@ -2107,6 +2499,7 @@
               <w:rPr>
                 <w:rFonts w:ascii="Arial" w:hAnsi="Arial" w:eastAsia="Arial"/>
                 <w:b w:val="0"/>
+                <w:i w:val="0"/>
                 <w:sz w:val="18"/>
               </w:rPr>
               <w:t>Bot &gt; Version &gt; Retrain</w:t>
@@ -2171,6 +2564,8 @@
       <w:r>
         <w:rPr>
           <w:rFonts w:ascii="Arial" w:hAnsi="Arial" w:eastAsia="Arial"/>
+          <w:b w:val="0"/>
+          <w:i w:val="0"/>
           <w:sz w:val="21"/>
         </w:rPr>
         <w:t>User management: user management, login history, group management</w:t>
@@ -2184,6 +2579,8 @@
       <w:r>
         <w:rPr>
           <w:rFonts w:ascii="Arial" w:hAnsi="Arial" w:eastAsia="Arial"/>
+          <w:b w:val="0"/>
+          <w:i w:val="0"/>
           <w:sz w:val="21"/>
         </w:rPr>
         <w:t>Status inquiry: operation/system log, bot status, learning history, conversation history, API call history, queue history, feedback by intent</w:t>
@@ -2197,6 +2594,8 @@
       <w:r>
         <w:rPr>
           <w:rFonts w:ascii="Arial" w:hAnsi="Arial" w:eastAsia="Arial"/>
+          <w:b w:val="0"/>
+          <w:i w:val="0"/>
           <w:sz w:val="21"/>
         </w:rPr>
         <w:t>Conversation Management: Common Variables, Default Message</w:t>
@@ -2210,6 +2609,8 @@
       <w:r>
         <w:rPr>
           <w:rFonts w:ascii="Arial" w:hAnsi="Arial" w:eastAsia="Arial"/>
+          <w:b w:val="0"/>
+          <w:i w:val="0"/>
           <w:sz w:val="21"/>
         </w:rPr>
         <w:t>System connection: Channel, bot station connection status</w:t>
@@ -2223,6 +2624,8 @@
       <w:r>
         <w:rPr>
           <w:rFonts w:ascii="Arial" w:hAnsi="Arial" w:eastAsia="Arial"/>
+          <w:b w:val="0"/>
+          <w:i w:val="0"/>
           <w:sz w:val="21"/>
         </w:rPr>
         <w:t>Other Management: Templates, Licenses</w:t>
@@ -2247,6 +2650,8 @@
       <w:r>
         <w:rPr>
           <w:rFonts w:ascii="Arial" w:hAnsi="Arial" w:eastAsia="Arial"/>
+          <w:b w:val="0"/>
+          <w:i w:val="0"/>
           <w:sz w:val="21"/>
         </w:rPr>
         <w:t>User management: user management, login history, group management</w:t>
@@ -2260,6 +2665,8 @@
       <w:r>
         <w:rPr>
           <w:rFonts w:ascii="Arial" w:hAnsi="Arial" w:eastAsia="Arial"/>
+          <w:b w:val="0"/>
+          <w:i w:val="0"/>
           <w:sz w:val="21"/>
         </w:rPr>
         <w:t>Status inquiry: Operation/system log inquiry, bot status inquiry, learning history inquiry, conversation history inquiry, API call history inquiry, Queue history inquiry, feedback inquiry by intent</w:t>
@@ -2273,6 +2680,8 @@
       <w:r>
         <w:rPr>
           <w:rFonts w:ascii="Arial" w:hAnsi="Arial" w:eastAsia="Arial"/>
+          <w:b w:val="0"/>
+          <w:i w:val="0"/>
           <w:sz w:val="21"/>
         </w:rPr>
         <w:t>Conversation Management: Managing Common Variables, Managing Basic Messages</w:t>
@@ -2286,6 +2695,8 @@
       <w:r>
         <w:rPr>
           <w:rFonts w:ascii="Arial" w:hAnsi="Arial" w:eastAsia="Arial"/>
+          <w:b w:val="0"/>
+          <w:i w:val="0"/>
           <w:sz w:val="21"/>
         </w:rPr>
         <w:t>System connection: Channel management, bot station connection status</w:t>
@@ -2299,6 +2710,8 @@
       <w:r>
         <w:rPr>
           <w:rFonts w:ascii="Arial" w:hAnsi="Arial" w:eastAsia="Arial"/>
+          <w:b w:val="0"/>
+          <w:i w:val="0"/>
           <w:sz w:val="21"/>
         </w:rPr>
         <w:t>Other management: template list, license lookup</w:t>
@@ -2326,9 +2739,20 @@
       <w:r>
         <w:rPr>
           <w:rFonts w:ascii="Arial" w:hAnsi="Arial" w:eastAsia="Arial"/>
-          <w:sz w:val="21"/>
-        </w:rPr>
-        <w:t>`Channel Management`: Manages channel ID, channel name, provider, renderer type, availability and connection settings.</w:t>
+          <w:b/>
+          <w:i w:val="0"/>
+          <w:sz w:val="21"/>
+        </w:rPr>
+        <w:t>Channel Management</w:t>
+      </w:r>
+      <w:r>
+        <w:rPr>
+          <w:rFonts w:ascii="Arial" w:hAnsi="Arial" w:eastAsia="Arial"/>
+          <w:b w:val="0"/>
+          <w:i w:val="0"/>
+          <w:sz w:val="21"/>
+        </w:rPr>
+        <w:t>: Manages channel ID, channel name, provider, renderer type, availability and connection settings.</w:t>
       </w:r>
     </w:p>
     <w:p>
@@ -2339,9 +2763,20 @@
       <w:r>
         <w:rPr>
           <w:rFonts w:ascii="Arial" w:hAnsi="Arial" w:eastAsia="Arial"/>
-          <w:sz w:val="21"/>
-        </w:rPr>
-        <w:t>`Botstation connection status`: Check the linkage status of group, channel, bot, operating version, and active channel.</w:t>
+          <w:b/>
+          <w:i w:val="0"/>
+          <w:sz w:val="21"/>
+        </w:rPr>
+        <w:t>Botstation connection status</w:t>
+      </w:r>
+      <w:r>
+        <w:rPr>
+          <w:rFonts w:ascii="Arial" w:hAnsi="Arial" w:eastAsia="Arial"/>
+          <w:b w:val="0"/>
+          <w:i w:val="0"/>
+          <w:sz w:val="21"/>
+        </w:rPr>
+        <w:t>: Check the linkage status of group, channel, bot, operating version, and active channel.</w:t>
       </w:r>
     </w:p>
     <w:p>
@@ -2399,6 +2834,7 @@
       <w:r>
         <w:rPr>
           <w:rFonts w:ascii="Arial" w:hAnsi="Arial" w:eastAsia="Arial"/>
+          <w:b w:val="0"/>
           <w:i/>
           <w:color w:val="5F6368"/>
           <w:sz w:val="19"/>
@@ -2439,6 +2875,8 @@
       <w:r>
         <w:rPr>
           <w:rFonts w:ascii="Arial" w:hAnsi="Arial" w:eastAsia="Arial"/>
+          <w:b w:val="0"/>
+          <w:i w:val="0"/>
           <w:sz w:val="21"/>
         </w:rPr>
         <w:t>Kakao Developers app and app ID</w:t>
@@ -2452,6 +2890,8 @@
       <w:r>
         <w:rPr>
           <w:rFonts w:ascii="Arial" w:hAnsi="Arial" w:eastAsia="Arial"/>
+          <w:b w:val="0"/>
+          <w:i w:val="0"/>
           <w:sz w:val="21"/>
         </w:rPr>
         <w:t>KakaoTalk channel and business channel connection status</w:t>
@@ -2465,6 +2905,8 @@
       <w:r>
         <w:rPr>
           <w:rFonts w:ascii="Arial" w:hAnsi="Arial" w:eastAsia="Arial"/>
+          <w:b w:val="0"/>
+          <w:i w:val="0"/>
           <w:sz w:val="21"/>
         </w:rPr>
         <w:t>Kakao Business Chatbot and Operation Channel</w:t>
@@ -2478,6 +2920,8 @@
       <w:r>
         <w:rPr>
           <w:rFonts w:ascii="Arial" w:hAnsi="Arial" w:eastAsia="Arial"/>
+          <w:b w:val="0"/>
+          <w:i w:val="0"/>
           <w:sz w:val="21"/>
         </w:rPr>
         <w:t>Bots and operating versions to use in CGA</w:t>
@@ -2491,6 +2935,8 @@
       <w:r>
         <w:rPr>
           <w:rFonts w:ascii="Arial" w:hAnsi="Arial" w:eastAsia="Arial"/>
+          <w:b w:val="0"/>
+          <w:i w:val="0"/>
           <w:sz w:val="21"/>
         </w:rPr>
         <w:t>Skill URL and Test URL issued by CGA</w:t>
@@ -2504,6 +2950,8 @@
       <w:r>
         <w:rPr>
           <w:rFonts w:ascii="Arial" w:hAnsi="Arial" w:eastAsia="Arial"/>
+          <w:b w:val="0"/>
+          <w:i w:val="0"/>
           <w:sz w:val="21"/>
         </w:rPr>
         <w:t>Required operational and test headers</w:t>
@@ -2536,93 +2984,215 @@
     </w:p>
     <w:p>
       <w:pPr>
-        <w:pStyle w:val="ListNumber"/>
         <w:spacing w:after="80"/>
-      </w:pPr>
-      <w:r>
-        <w:rPr>
-          <w:rFonts w:ascii="Arial" w:hAnsi="Arial" w:eastAsia="Arial"/>
-          <w:sz w:val="21"/>
-        </w:rPr>
-        <w:t>Log in to [Kakao Developers](https://developers.kakao.com/).</w:t>
+        <w:ind w:left="360" w:hanging="288"/>
+      </w:pPr>
+      <w:r>
+        <w:rPr>
+          <w:rFonts w:ascii="Arial" w:hAnsi="Arial" w:eastAsia="Arial"/>
+          <w:b w:val="0"/>
+          <w:i w:val="0"/>
+          <w:sz w:val="21"/>
+        </w:rPr>
+        <w:t xml:space="preserve">1. Log in to </w:t>
+      </w:r>
+      <w:r>
+        <w:rPr>
+          <w:rFonts w:ascii="Arial" w:hAnsi="Arial" w:eastAsia="Arial"/>
+          <w:b w:val="0"/>
+          <w:i w:val="0"/>
+          <w:sz w:val="21"/>
+        </w:rPr>
+        <w:t>Kakao Developers</w:t>
+      </w:r>
+      <w:r>
+        <w:rPr>
+          <w:rFonts w:ascii="Arial" w:hAnsi="Arial" w:eastAsia="Arial"/>
+          <w:b w:val="0"/>
+          <w:i w:val="0"/>
+          <w:sz w:val="21"/>
+        </w:rPr>
+        <w:t>.</w:t>
       </w:r>
     </w:p>
     <w:p>
       <w:pPr>
-        <w:pStyle w:val="ListNumber"/>
         <w:spacing w:after="80"/>
-      </w:pPr>
-      <w:r>
-        <w:rPr>
-          <w:rFonts w:ascii="Arial" w:hAnsi="Arial" w:eastAsia="Arial"/>
-          <w:sz w:val="21"/>
-        </w:rPr>
-        <w:t>Select the app to connect from the **App** menu.</w:t>
+        <w:ind w:left="360" w:hanging="288"/>
+      </w:pPr>
+      <w:r>
+        <w:rPr>
+          <w:rFonts w:ascii="Arial" w:hAnsi="Arial" w:eastAsia="Arial"/>
+          <w:b w:val="0"/>
+          <w:i w:val="0"/>
+          <w:sz w:val="21"/>
+        </w:rPr>
+        <w:t xml:space="preserve">2. Select the app to connect from the </w:t>
+      </w:r>
+      <w:r>
+        <w:rPr>
+          <w:rFonts w:ascii="Arial" w:hAnsi="Arial" w:eastAsia="Arial"/>
+          <w:b/>
+          <w:i w:val="0"/>
+          <w:sz w:val="21"/>
+        </w:rPr>
+        <w:t>App</w:t>
+      </w:r>
+      <w:r>
+        <w:rPr>
+          <w:rFonts w:ascii="Arial" w:hAnsi="Arial" w:eastAsia="Arial"/>
+          <w:b w:val="0"/>
+          <w:i w:val="0"/>
+          <w:sz w:val="21"/>
+        </w:rPr>
+        <w:t xml:space="preserve"> menu.</w:t>
       </w:r>
     </w:p>
     <w:p>
       <w:pPr>
-        <w:pStyle w:val="ListNumber"/>
         <w:spacing w:after="80"/>
-      </w:pPr>
-      <w:r>
-        <w:rPr>
-          <w:rFonts w:ascii="Arial" w:hAnsi="Arial" w:eastAsia="Arial"/>
-          <w:sz w:val="21"/>
-        </w:rPr>
-        <w:t>Check the app name and app ID.</w:t>
+        <w:ind w:left="360" w:hanging="288"/>
+      </w:pPr>
+      <w:r>
+        <w:rPr>
+          <w:rFonts w:ascii="Arial" w:hAnsi="Arial" w:eastAsia="Arial"/>
+          <w:b w:val="0"/>
+          <w:i w:val="0"/>
+          <w:sz w:val="21"/>
+        </w:rPr>
+        <w:t>3. Check the app name and app ID.</w:t>
       </w:r>
     </w:p>
     <w:p>
       <w:pPr>
-        <w:pStyle w:val="ListNumber"/>
         <w:spacing w:after="80"/>
-      </w:pPr>
-      <w:r>
-        <w:rPr>
-          <w:rFonts w:ascii="Arial" w:hAnsi="Arial" w:eastAsia="Arial"/>
-          <w:sz w:val="21"/>
-        </w:rPr>
-        <w:t>If Kakao login is required in **Kakao Login &gt; General**, set the status to `ON` and save.</w:t>
+        <w:ind w:left="360" w:hanging="288"/>
+      </w:pPr>
+      <w:r>
+        <w:rPr>
+          <w:rFonts w:ascii="Arial" w:hAnsi="Arial" w:eastAsia="Arial"/>
+          <w:b w:val="0"/>
+          <w:i w:val="0"/>
+          <w:sz w:val="21"/>
+        </w:rPr>
+        <w:t xml:space="preserve">4. If Kakao login is required in </w:t>
+      </w:r>
+      <w:r>
+        <w:rPr>
+          <w:rFonts w:ascii="Arial" w:hAnsi="Arial" w:eastAsia="Arial"/>
+          <w:b/>
+          <w:i w:val="0"/>
+          <w:sz w:val="21"/>
+        </w:rPr>
+        <w:t>Kakao Login &gt; General</w:t>
+      </w:r>
+      <w:r>
+        <w:rPr>
+          <w:rFonts w:ascii="Arial" w:hAnsi="Arial" w:eastAsia="Arial"/>
+          <w:b w:val="0"/>
+          <w:i w:val="0"/>
+          <w:sz w:val="21"/>
+        </w:rPr>
+        <w:t xml:space="preserve">, set the status to </w:t>
+      </w:r>
+      <w:r>
+        <w:rPr>
+          <w:rFonts w:ascii="Arial" w:hAnsi="Arial" w:eastAsia="Arial"/>
+          <w:b/>
+          <w:i w:val="0"/>
+          <w:sz w:val="21"/>
+        </w:rPr>
+        <w:t>ON</w:t>
+      </w:r>
+      <w:r>
+        <w:rPr>
+          <w:rFonts w:ascii="Arial" w:hAnsi="Arial" w:eastAsia="Arial"/>
+          <w:b w:val="0"/>
+          <w:i w:val="0"/>
+          <w:sz w:val="21"/>
+        </w:rPr>
+        <w:t xml:space="preserve"> and save.</w:t>
       </w:r>
     </w:p>
     <w:p>
       <w:pPr>
-        <w:pStyle w:val="ListNumber"/>
         <w:spacing w:after="80"/>
-      </w:pPr>
-      <w:r>
-        <w:rPr>
-          <w:rFonts w:ascii="Arial" w:hAnsi="Arial" w:eastAsia="Arial"/>
-          <w:sz w:val="21"/>
-        </w:rPr>
-        <w:t>Check the basic app information and Biz app conversion status in **Business Certification &gt; Biz App Switching**.</w:t>
+        <w:ind w:left="360" w:hanging="288"/>
+      </w:pPr>
+      <w:r>
+        <w:rPr>
+          <w:rFonts w:ascii="Arial" w:hAnsi="Arial" w:eastAsia="Arial"/>
+          <w:b w:val="0"/>
+          <w:i w:val="0"/>
+          <w:sz w:val="21"/>
+        </w:rPr>
+        <w:t xml:space="preserve">5. Check the basic app information and Biz app conversion status in </w:t>
+      </w:r>
+      <w:r>
+        <w:rPr>
+          <w:rFonts w:ascii="Arial" w:hAnsi="Arial" w:eastAsia="Arial"/>
+          <w:b/>
+          <w:i w:val="0"/>
+          <w:sz w:val="21"/>
+        </w:rPr>
+        <w:t>Business Certification &gt; Biz App Switching</w:t>
+      </w:r>
+      <w:r>
+        <w:rPr>
+          <w:rFonts w:ascii="Arial" w:hAnsi="Arial" w:eastAsia="Arial"/>
+          <w:b w:val="0"/>
+          <w:i w:val="0"/>
+          <w:sz w:val="21"/>
+        </w:rPr>
+        <w:t>.</w:t>
       </w:r>
     </w:p>
     <w:p>
       <w:pPr>
-        <w:pStyle w:val="ListNumber"/>
         <w:spacing w:after="80"/>
-      </w:pPr>
-      <w:r>
-        <w:rPr>
-          <w:rFonts w:ascii="Arial" w:hAnsi="Arial" w:eastAsia="Arial"/>
-          <w:sz w:val="21"/>
-        </w:rPr>
-        <w:t>Check application eligibility and review status in **KakaoTalk Channel &gt; Business Channel Connection**.</w:t>
+        <w:ind w:left="360" w:hanging="288"/>
+      </w:pPr>
+      <w:r>
+        <w:rPr>
+          <w:rFonts w:ascii="Arial" w:hAnsi="Arial" w:eastAsia="Arial"/>
+          <w:b w:val="0"/>
+          <w:i w:val="0"/>
+          <w:sz w:val="21"/>
+        </w:rPr>
+        <w:t xml:space="preserve">6. Check application eligibility and review status in </w:t>
+      </w:r>
+      <w:r>
+        <w:rPr>
+          <w:rFonts w:ascii="Arial" w:hAnsi="Arial" w:eastAsia="Arial"/>
+          <w:b/>
+          <w:i w:val="0"/>
+          <w:sz w:val="21"/>
+        </w:rPr>
+        <w:t>KakaoTalk Channel &gt; Business Channel Connection</w:t>
+      </w:r>
+      <w:r>
+        <w:rPr>
+          <w:rFonts w:ascii="Arial" w:hAnsi="Arial" w:eastAsia="Arial"/>
+          <w:b w:val="0"/>
+          <w:i w:val="0"/>
+          <w:sz w:val="21"/>
+        </w:rPr>
+        <w:t>.</w:t>
       </w:r>
     </w:p>
     <w:p>
       <w:pPr>
-        <w:pStyle w:val="ListNumber"/>
         <w:spacing w:after="80"/>
-      </w:pPr>
-      <w:r>
-        <w:rPr>
-          <w:rFonts w:ascii="Arial" w:hAnsi="Arial" w:eastAsia="Arial"/>
-          <w:sz w:val="21"/>
-        </w:rPr>
-        <w:t>Check the REST API key in the app settings, but do not expose the actual key value to the outside.</w:t>
+        <w:ind w:left="360" w:hanging="288"/>
+      </w:pPr>
+      <w:r>
+        <w:rPr>
+          <w:rFonts w:ascii="Arial" w:hAnsi="Arial" w:eastAsia="Arial"/>
+          <w:b w:val="0"/>
+          <w:i w:val="0"/>
+          <w:sz w:val="21"/>
+        </w:rPr>
+        <w:t>7. Check the REST API key in the app settings, but do not expose the actual key value to the outside.</w:t>
       </w:r>
     </w:p>
     <w:p>
@@ -2652,67 +3222,149 @@
     </w:p>
     <w:p>
       <w:pPr>
-        <w:pStyle w:val="ListNumber"/>
         <w:spacing w:after="80"/>
-      </w:pPr>
-      <w:r>
-        <w:rPr>
-          <w:rFonts w:ascii="Arial" w:hAnsi="Arial" w:eastAsia="Arial"/>
-          <w:sz w:val="21"/>
-        </w:rPr>
-        <w:t>Check the channel to connect in [KakaoTalk Channel Management Center](https://center-pf.kakao.com/) or Kakao Business Management Center.</w:t>
+        <w:ind w:left="360" w:hanging="288"/>
+      </w:pPr>
+      <w:r>
+        <w:rPr>
+          <w:rFonts w:ascii="Arial" w:hAnsi="Arial" w:eastAsia="Arial"/>
+          <w:b w:val="0"/>
+          <w:i w:val="0"/>
+          <w:sz w:val="21"/>
+        </w:rPr>
+        <w:t xml:space="preserve">1. Check the channel to connect in </w:t>
+      </w:r>
+      <w:r>
+        <w:rPr>
+          <w:rFonts w:ascii="Arial" w:hAnsi="Arial" w:eastAsia="Arial"/>
+          <w:b w:val="0"/>
+          <w:i w:val="0"/>
+          <w:sz w:val="21"/>
+        </w:rPr>
+        <w:t>KakaoTalk Channel Management Center</w:t>
+      </w:r>
+      <w:r>
+        <w:rPr>
+          <w:rFonts w:ascii="Arial" w:hAnsi="Arial" w:eastAsia="Arial"/>
+          <w:b w:val="0"/>
+          <w:i w:val="0"/>
+          <w:sz w:val="21"/>
+        </w:rPr>
+        <w:t xml:space="preserve"> or Kakao Business Management Center.</w:t>
       </w:r>
     </w:p>
     <w:p>
       <w:pPr>
-        <w:pStyle w:val="ListNumber"/>
         <w:spacing w:after="80"/>
-      </w:pPr>
-      <w:r>
-        <w:rPr>
-          <w:rFonts w:ascii="Arial" w:hAnsi="Arial" w:eastAsia="Arial"/>
-          <w:sz w:val="21"/>
-        </w:rPr>
-        <w:t>Ensure that the channel is discoverable and available.</w:t>
+        <w:ind w:left="360" w:hanging="288"/>
+      </w:pPr>
+      <w:r>
+        <w:rPr>
+          <w:rFonts w:ascii="Arial" w:hAnsi="Arial" w:eastAsia="Arial"/>
+          <w:b w:val="0"/>
+          <w:i w:val="0"/>
+          <w:sz w:val="21"/>
+        </w:rPr>
+        <w:t>2. Ensure that the channel is discoverable and available.</w:t>
       </w:r>
     </w:p>
     <w:p>
       <w:pPr>
-        <w:pStyle w:val="ListNumber"/>
         <w:spacing w:after="80"/>
-      </w:pPr>
-      <w:r>
-        <w:rPr>
-          <w:rFonts w:ascii="Arial" w:hAnsi="Arial" w:eastAsia="Arial"/>
-          <w:sz w:val="21"/>
-        </w:rPr>
-        <w:t>Create a chatbot or select an existing chatbot in **Business Tools &gt; Chatbots**.</w:t>
+        <w:ind w:left="360" w:hanging="288"/>
+      </w:pPr>
+      <w:r>
+        <w:rPr>
+          <w:rFonts w:ascii="Arial" w:hAnsi="Arial" w:eastAsia="Arial"/>
+          <w:b w:val="0"/>
+          <w:i w:val="0"/>
+          <w:sz w:val="21"/>
+        </w:rPr>
+        <w:t xml:space="preserve">3. Create a chatbot or select an existing chatbot in </w:t>
+      </w:r>
+      <w:r>
+        <w:rPr>
+          <w:rFonts w:ascii="Arial" w:hAnsi="Arial" w:eastAsia="Arial"/>
+          <w:b/>
+          <w:i w:val="0"/>
+          <w:sz w:val="21"/>
+        </w:rPr>
+        <w:t>Business Tools &gt; Chatbots</w:t>
+      </w:r>
+      <w:r>
+        <w:rPr>
+          <w:rFonts w:ascii="Arial" w:hAnsi="Arial" w:eastAsia="Arial"/>
+          <w:b w:val="0"/>
+          <w:i w:val="0"/>
+          <w:sz w:val="21"/>
+        </w:rPr>
+        <w:t>.</w:t>
       </w:r>
     </w:p>
     <w:p>
       <w:pPr>
-        <w:pStyle w:val="ListNumber"/>
         <w:spacing w:after="80"/>
-      </w:pPr>
-      <w:r>
-        <w:rPr>
-          <w:rFonts w:ascii="Arial" w:hAnsi="Arial" w:eastAsia="Arial"/>
-          <w:sz w:val="21"/>
-        </w:rPr>
-        <w:t>Select and save the operation channel to be connected to CGA in **Settings &gt; Select Operation Channel** of the chatbot.</w:t>
+        <w:ind w:left="360" w:hanging="288"/>
+      </w:pPr>
+      <w:r>
+        <w:rPr>
+          <w:rFonts w:ascii="Arial" w:hAnsi="Arial" w:eastAsia="Arial"/>
+          <w:b w:val="0"/>
+          <w:i w:val="0"/>
+          <w:sz w:val="21"/>
+        </w:rPr>
+        <w:t xml:space="preserve">4. Select and save the operation channel to be connected to CGA in </w:t>
+      </w:r>
+      <w:r>
+        <w:rPr>
+          <w:rFonts w:ascii="Arial" w:hAnsi="Arial" w:eastAsia="Arial"/>
+          <w:b/>
+          <w:i w:val="0"/>
+          <w:sz w:val="21"/>
+        </w:rPr>
+        <w:t>Settings &gt; Select Operation Channel</w:t>
+      </w:r>
+      <w:r>
+        <w:rPr>
+          <w:rFonts w:ascii="Arial" w:hAnsi="Arial" w:eastAsia="Arial"/>
+          <w:b w:val="0"/>
+          <w:i w:val="0"/>
+          <w:sz w:val="21"/>
+        </w:rPr>
+        <w:t xml:space="preserve"> of the chatbot.</w:t>
       </w:r>
     </w:p>
     <w:p>
       <w:pPr>
-        <w:pStyle w:val="ListNumber"/>
         <w:spacing w:after="80"/>
-      </w:pPr>
-      <w:r>
-        <w:rPr>
-          <w:rFonts w:ascii="Arial" w:hAnsi="Arial" w:eastAsia="Arial"/>
-          <w:sz w:val="21"/>
-        </w:rPr>
-        <w:t>Check that the operation channel and chatbot are connected in **Connect chatbot** in the channel dashboard.</w:t>
+        <w:ind w:left="360" w:hanging="288"/>
+      </w:pPr>
+      <w:r>
+        <w:rPr>
+          <w:rFonts w:ascii="Arial" w:hAnsi="Arial" w:eastAsia="Arial"/>
+          <w:b w:val="0"/>
+          <w:i w:val="0"/>
+          <w:sz w:val="21"/>
+        </w:rPr>
+        <w:t xml:space="preserve">5. Check that the operation channel and chatbot are connected in </w:t>
+      </w:r>
+      <w:r>
+        <w:rPr>
+          <w:rFonts w:ascii="Arial" w:hAnsi="Arial" w:eastAsia="Arial"/>
+          <w:b/>
+          <w:i w:val="0"/>
+          <w:sz w:val="21"/>
+        </w:rPr>
+        <w:t>Connect chatbot</w:t>
+      </w:r>
+      <w:r>
+        <w:rPr>
+          <w:rFonts w:ascii="Arial" w:hAnsi="Arial" w:eastAsia="Arial"/>
+          <w:b w:val="0"/>
+          <w:i w:val="0"/>
+          <w:sz w:val="21"/>
+        </w:rPr>
+        <w:t xml:space="preserve"> in the channel dashboard.</w:t>
       </w:r>
     </w:p>
     <w:p>
@@ -2731,80 +3383,110 @@
     </w:p>
     <w:p>
       <w:pPr>
-        <w:pStyle w:val="ListNumber"/>
         <w:spacing w:after="80"/>
-      </w:pPr>
-      <w:r>
-        <w:rPr>
-          <w:rFonts w:ascii="Arial" w:hAnsi="Arial" w:eastAsia="Arial"/>
-          <w:sz w:val="21"/>
-        </w:rPr>
-        <w:t>Select the target chatbot in the Kakao Chatbot Management Center.</w:t>
+        <w:ind w:left="360" w:hanging="288"/>
+      </w:pPr>
+      <w:r>
+        <w:rPr>
+          <w:rFonts w:ascii="Arial" w:hAnsi="Arial" w:eastAsia="Arial"/>
+          <w:b w:val="0"/>
+          <w:i w:val="0"/>
+          <w:sz w:val="21"/>
+        </w:rPr>
+        <w:t>1. Select the target chatbot in the Kakao Chatbot Management Center.</w:t>
       </w:r>
     </w:p>
     <w:p>
       <w:pPr>
-        <w:pStyle w:val="ListNumber"/>
         <w:spacing w:after="80"/>
-      </w:pPr>
-      <w:r>
-        <w:rPr>
-          <w:rFonts w:ascii="Arial" w:hAnsi="Arial" w:eastAsia="Arial"/>
-          <w:sz w:val="21"/>
-        </w:rPr>
-        <w:t>Select **Create New Block &gt; Create Skill**.</w:t>
+        <w:ind w:left="360" w:hanging="288"/>
+      </w:pPr>
+      <w:r>
+        <w:rPr>
+          <w:rFonts w:ascii="Arial" w:hAnsi="Arial" w:eastAsia="Arial"/>
+          <w:b w:val="0"/>
+          <w:i w:val="0"/>
+          <w:sz w:val="21"/>
+        </w:rPr>
+        <w:t xml:space="preserve">2. Select </w:t>
+      </w:r>
+      <w:r>
+        <w:rPr>
+          <w:rFonts w:ascii="Arial" w:hAnsi="Arial" w:eastAsia="Arial"/>
+          <w:b/>
+          <w:i w:val="0"/>
+          <w:sz w:val="21"/>
+        </w:rPr>
+        <w:t>Create New Block &gt; Create Skill</w:t>
+      </w:r>
+      <w:r>
+        <w:rPr>
+          <w:rFonts w:ascii="Arial" w:hAnsi="Arial" w:eastAsia="Arial"/>
+          <w:b w:val="0"/>
+          <w:i w:val="0"/>
+          <w:sz w:val="21"/>
+        </w:rPr>
+        <w:t>.</w:t>
       </w:r>
     </w:p>
     <w:p>
       <w:pPr>
-        <w:pStyle w:val="ListNumber"/>
         <w:spacing w:after="80"/>
-      </w:pPr>
-      <w:r>
-        <w:rPr>
-          <w:rFonts w:ascii="Arial" w:hAnsi="Arial" w:eastAsia="Arial"/>
-          <w:sz w:val="21"/>
-        </w:rPr>
-        <w:t>Enter the skill name. Name it according to the operating rules and identify it as a skill for CGA connection.</w:t>
+        <w:ind w:left="360" w:hanging="288"/>
+      </w:pPr>
+      <w:r>
+        <w:rPr>
+          <w:rFonts w:ascii="Arial" w:hAnsi="Arial" w:eastAsia="Arial"/>
+          <w:b w:val="0"/>
+          <w:i w:val="0"/>
+          <w:sz w:val="21"/>
+        </w:rPr>
+        <w:t>3. Enter the skill name. Name it according to the operating rules and identify it as a skill for CGA connection.</w:t>
       </w:r>
     </w:p>
     <w:p>
       <w:pPr>
-        <w:pStyle w:val="ListNumber"/>
         <w:spacing w:after="80"/>
-      </w:pPr>
-      <w:r>
-        <w:rPr>
-          <w:rFonts w:ascii="Arial" w:hAnsi="Arial" w:eastAsia="Arial"/>
-          <w:sz w:val="21"/>
-        </w:rPr>
-        <w:t>Enter the Skill URL and Test URL issued by CGA, respectively.</w:t>
+        <w:ind w:left="360" w:hanging="288"/>
+      </w:pPr>
+      <w:r>
+        <w:rPr>
+          <w:rFonts w:ascii="Arial" w:hAnsi="Arial" w:eastAsia="Arial"/>
+          <w:b w:val="0"/>
+          <w:i w:val="0"/>
+          <w:sz w:val="21"/>
+        </w:rPr>
+        <w:t>4. Enter the Skill URL and Test URL issued by CGA, respectively.</w:t>
       </w:r>
     </w:p>
     <w:p>
       <w:pPr>
-        <w:pStyle w:val="ListNumber"/>
         <w:spacing w:after="80"/>
-      </w:pPr>
-      <w:r>
-        <w:rPr>
-          <w:rFonts w:ascii="Arial" w:hAnsi="Arial" w:eastAsia="Arial"/>
-          <w:sz w:val="21"/>
-        </w:rPr>
-        <w:t>Enter operational and test headers respectively, if necessary.</w:t>
+        <w:ind w:left="360" w:hanging="288"/>
+      </w:pPr>
+      <w:r>
+        <w:rPr>
+          <w:rFonts w:ascii="Arial" w:hAnsi="Arial" w:eastAsia="Arial"/>
+          <w:b w:val="0"/>
+          <w:i w:val="0"/>
+          <w:sz w:val="21"/>
+        </w:rPr>
+        <w:t>5. Enter operational and test headers respectively, if necessary.</w:t>
       </w:r>
     </w:p>
     <w:p>
       <w:pPr>
-        <w:pStyle w:val="ListNumber"/>
         <w:spacing w:after="80"/>
-      </w:pPr>
-      <w:r>
-        <w:rPr>
-          <w:rFonts w:ascii="Arial" w:hAnsi="Arial" w:eastAsia="Arial"/>
-          <w:sz w:val="21"/>
-        </w:rPr>
-        <w:t>After saving, check the URL, Test URL, header input status and applicable blocks on the skill details screen.</w:t>
+        <w:ind w:left="360" w:hanging="288"/>
+      </w:pPr>
+      <w:r>
+        <w:rPr>
+          <w:rFonts w:ascii="Arial" w:hAnsi="Arial" w:eastAsia="Arial"/>
+          <w:b w:val="0"/>
+          <w:i w:val="0"/>
+          <w:sz w:val="21"/>
+        </w:rPr>
+        <w:t>6. After saving, check the URL, Test URL, header input status and applicable blocks on the skill details screen.</w:t>
       </w:r>
     </w:p>
     <w:p>
@@ -2880,7 +3562,25 @@
           <w:i w:val="0"/>
           <w:sz w:val="21"/>
         </w:rPr>
-        <w:t>Figure 6-2-1. `CGA Kakao Connection` Skill details screen. URL and header values ​​are masked for security.</w:t>
+        <w:t xml:space="preserve">Figure 6-2-1. </w:t>
+      </w:r>
+      <w:r>
+        <w:rPr>
+          <w:rFonts w:ascii="Arial" w:hAnsi="Arial" w:eastAsia="Arial"/>
+          <w:b/>
+          <w:i w:val="0"/>
+          <w:sz w:val="21"/>
+        </w:rPr>
+        <w:t>CGA Kakao Connection</w:t>
+      </w:r>
+      <w:r>
+        <w:rPr>
+          <w:rFonts w:ascii="Arial" w:hAnsi="Arial" w:eastAsia="Arial"/>
+          <w:b w:val="0"/>
+          <w:i w:val="0"/>
+          <w:sz w:val="21"/>
+        </w:rPr>
+        <w:t xml:space="preserve"> Skill details screen. URL and header values ​​are masked for security.</w:t>
       </w:r>
     </w:p>
     <w:p>
@@ -2899,80 +3599,146 @@
     </w:p>
     <w:p>
       <w:pPr>
-        <w:pStyle w:val="ListNumber"/>
         <w:spacing w:after="80"/>
-      </w:pPr>
-      <w:r>
-        <w:rPr>
-          <w:rFonts w:ascii="Arial" w:hAnsi="Arial" w:eastAsia="Arial"/>
-          <w:sz w:val="21"/>
-        </w:rPr>
-        <w:t>Open the chatbot's welcome block.</w:t>
+        <w:ind w:left="360" w:hanging="288"/>
+      </w:pPr>
+      <w:r>
+        <w:rPr>
+          <w:rFonts w:ascii="Arial" w:hAnsi="Arial" w:eastAsia="Arial"/>
+          <w:b w:val="0"/>
+          <w:i w:val="0"/>
+          <w:sz w:val="21"/>
+        </w:rPr>
+        <w:t>1. Open the chatbot's welcome block.</w:t>
       </w:r>
     </w:p>
     <w:p>
       <w:pPr>
-        <w:pStyle w:val="ListNumber"/>
         <w:spacing w:after="80"/>
-      </w:pPr>
-      <w:r>
-        <w:rPr>
-          <w:rFonts w:ascii="Arial" w:hAnsi="Arial" w:eastAsia="Arial"/>
-          <w:sz w:val="21"/>
-        </w:rPr>
-        <w:t>Select CGA Connection Skill in **Parameter Settings**.</w:t>
+        <w:ind w:left="360" w:hanging="288"/>
+      </w:pPr>
+      <w:r>
+        <w:rPr>
+          <w:rFonts w:ascii="Arial" w:hAnsi="Arial" w:eastAsia="Arial"/>
+          <w:b w:val="0"/>
+          <w:i w:val="0"/>
+          <w:sz w:val="21"/>
+        </w:rPr>
+        <w:t xml:space="preserve">2. Select CGA Connection Skill in </w:t>
+      </w:r>
+      <w:r>
+        <w:rPr>
+          <w:rFonts w:ascii="Arial" w:hAnsi="Arial" w:eastAsia="Arial"/>
+          <w:b/>
+          <w:i w:val="0"/>
+          <w:sz w:val="21"/>
+        </w:rPr>
+        <w:t>Parameter Settings</w:t>
+      </w:r>
+      <w:r>
+        <w:rPr>
+          <w:rFonts w:ascii="Arial" w:hAnsi="Arial" w:eastAsia="Arial"/>
+          <w:b w:val="0"/>
+          <w:i w:val="0"/>
+          <w:sz w:val="21"/>
+        </w:rPr>
+        <w:t>.</w:t>
       </w:r>
     </w:p>
     <w:p>
       <w:pPr>
-        <w:pStyle w:val="ListNumber"/>
         <w:spacing w:after="80"/>
-      </w:pPr>
-      <w:r>
-        <w:rPr>
-          <w:rFonts w:ascii="Arial" w:hAnsi="Arial" w:eastAsia="Arial"/>
-          <w:sz w:val="21"/>
-        </w:rPr>
-        <w:t>Select **Use skill data** in the bot response settings.</w:t>
+        <w:ind w:left="360" w:hanging="288"/>
+      </w:pPr>
+      <w:r>
+        <w:rPr>
+          <w:rFonts w:ascii="Arial" w:hAnsi="Arial" w:eastAsia="Arial"/>
+          <w:b w:val="0"/>
+          <w:i w:val="0"/>
+          <w:sz w:val="21"/>
+        </w:rPr>
+        <w:t xml:space="preserve">3. Select </w:t>
+      </w:r>
+      <w:r>
+        <w:rPr>
+          <w:rFonts w:ascii="Arial" w:hAnsi="Arial" w:eastAsia="Arial"/>
+          <w:b/>
+          <w:i w:val="0"/>
+          <w:sz w:val="21"/>
+        </w:rPr>
+        <w:t>Use skill data</w:t>
+      </w:r>
+      <w:r>
+        <w:rPr>
+          <w:rFonts w:ascii="Arial" w:hAnsi="Arial" w:eastAsia="Arial"/>
+          <w:b w:val="0"/>
+          <w:i w:val="0"/>
+          <w:sz w:val="21"/>
+        </w:rPr>
+        <w:t xml:space="preserve"> in the bot response settings.</w:t>
       </w:r>
     </w:p>
     <w:p>
       <w:pPr>
-        <w:pStyle w:val="ListNumber"/>
         <w:spacing w:after="80"/>
-      </w:pPr>
-      <w:r>
-        <w:rPr>
-          <w:rFonts w:ascii="Arial" w:hAnsi="Arial" w:eastAsia="Arial"/>
-          <w:sz w:val="21"/>
-        </w:rPr>
-        <w:t>Save.</w:t>
+        <w:ind w:left="360" w:hanging="288"/>
+      </w:pPr>
+      <w:r>
+        <w:rPr>
+          <w:rFonts w:ascii="Arial" w:hAnsi="Arial" w:eastAsia="Arial"/>
+          <w:b w:val="0"/>
+          <w:i w:val="0"/>
+          <w:sz w:val="21"/>
+        </w:rPr>
+        <w:t>4. Save.</w:t>
       </w:r>
     </w:p>
     <w:p>
       <w:pPr>
-        <w:pStyle w:val="ListNumber"/>
         <w:spacing w:after="80"/>
-      </w:pPr>
-      <w:r>
-        <w:rPr>
-          <w:rFonts w:ascii="Arial" w:hAnsi="Arial" w:eastAsia="Arial"/>
-          <w:sz w:val="21"/>
-        </w:rPr>
-        <w:t>Set the same CGA connection skill and **use skill data** in the fallback block.</w:t>
+        <w:ind w:left="360" w:hanging="288"/>
+      </w:pPr>
+      <w:r>
+        <w:rPr>
+          <w:rFonts w:ascii="Arial" w:hAnsi="Arial" w:eastAsia="Arial"/>
+          <w:b w:val="0"/>
+          <w:i w:val="0"/>
+          <w:sz w:val="21"/>
+        </w:rPr>
+        <w:t xml:space="preserve">5. Set the same CGA connection skill and </w:t>
+      </w:r>
+      <w:r>
+        <w:rPr>
+          <w:rFonts w:ascii="Arial" w:hAnsi="Arial" w:eastAsia="Arial"/>
+          <w:b/>
+          <w:i w:val="0"/>
+          <w:sz w:val="21"/>
+        </w:rPr>
+        <w:t>use skill data</w:t>
+      </w:r>
+      <w:r>
+        <w:rPr>
+          <w:rFonts w:ascii="Arial" w:hAnsi="Arial" w:eastAsia="Arial"/>
+          <w:b w:val="0"/>
+          <w:i w:val="0"/>
+          <w:sz w:val="21"/>
+        </w:rPr>
+        <w:t xml:space="preserve"> in the fallback block.</w:t>
       </w:r>
     </w:p>
     <w:p>
       <w:pPr>
-        <w:pStyle w:val="ListNumber"/>
         <w:spacing w:after="80"/>
-      </w:pPr>
-      <w:r>
-        <w:rPr>
-          <w:rFonts w:ascii="Arial" w:hAnsi="Arial" w:eastAsia="Arial"/>
-          <w:sz w:val="21"/>
-        </w:rPr>
-        <w:t>Recheck the save results and connection status for each block.</w:t>
+        <w:ind w:left="360" w:hanging="288"/>
+      </w:pPr>
+      <w:r>
+        <w:rPr>
+          <w:rFonts w:ascii="Arial" w:hAnsi="Arial" w:eastAsia="Arial"/>
+          <w:b w:val="0"/>
+          <w:i w:val="0"/>
+          <w:sz w:val="21"/>
+        </w:rPr>
+        <w:t>6. Recheck the save results and connection status for each block.</w:t>
       </w:r>
     </w:p>
     <w:p>
@@ -3132,80 +3898,128 @@
     </w:p>
     <w:p>
       <w:pPr>
-        <w:pStyle w:val="ListNumber"/>
         <w:spacing w:after="80"/>
-      </w:pPr>
-      <w:r>
-        <w:rPr>
-          <w:rFonts w:ascii="Arial" w:hAnsi="Arial" w:eastAsia="Arial"/>
-          <w:sz w:val="21"/>
-        </w:rPr>
-        <w:t>In CGA Studio, go to **System Management &gt; Channel Management**.</w:t>
+        <w:ind w:left="360" w:hanging="288"/>
+      </w:pPr>
+      <w:r>
+        <w:rPr>
+          <w:rFonts w:ascii="Arial" w:hAnsi="Arial" w:eastAsia="Arial"/>
+          <w:b w:val="0"/>
+          <w:i w:val="0"/>
+          <w:sz w:val="21"/>
+        </w:rPr>
+        <w:t xml:space="preserve">1. In CGA Studio, go to </w:t>
+      </w:r>
+      <w:r>
+        <w:rPr>
+          <w:rFonts w:ascii="Arial" w:hAnsi="Arial" w:eastAsia="Arial"/>
+          <w:b/>
+          <w:i w:val="0"/>
+          <w:sz w:val="21"/>
+        </w:rPr>
+        <w:t>System Management &gt; Channel Management</w:t>
+      </w:r>
+      <w:r>
+        <w:rPr>
+          <w:rFonts w:ascii="Arial" w:hAnsi="Arial" w:eastAsia="Arial"/>
+          <w:b w:val="0"/>
+          <w:i w:val="0"/>
+          <w:sz w:val="21"/>
+        </w:rPr>
+        <w:t>.</w:t>
       </w:r>
     </w:p>
     <w:p>
       <w:pPr>
-        <w:pStyle w:val="ListNumber"/>
         <w:spacing w:after="80"/>
-      </w:pPr>
-      <w:r>
-        <w:rPr>
-          <w:rFonts w:ascii="Arial" w:hAnsi="Arial" w:eastAsia="Arial"/>
-          <w:sz w:val="21"/>
-        </w:rPr>
-        <w:t>Enter the channel ID and channel name to be used for KakaoTalk connection, or select an existing channel.</w:t>
+        <w:ind w:left="360" w:hanging="288"/>
+      </w:pPr>
+      <w:r>
+        <w:rPr>
+          <w:rFonts w:ascii="Arial" w:hAnsi="Arial" w:eastAsia="Arial"/>
+          <w:b w:val="0"/>
+          <w:i w:val="0"/>
+          <w:sz w:val="21"/>
+        </w:rPr>
+        <w:t>2. Enter the channel ID and channel name to be used for KakaoTalk connection, or select an existing channel.</w:t>
       </w:r>
     </w:p>
     <w:p>
       <w:pPr>
-        <w:pStyle w:val="ListNumber"/>
         <w:spacing w:after="80"/>
-      </w:pPr>
-      <w:r>
-        <w:rPr>
-          <w:rFonts w:ascii="Arial" w:hAnsi="Arial" w:eastAsia="Arial"/>
-          <w:sz w:val="21"/>
-        </w:rPr>
-        <w:t>Check the provider, renderer type, availability, and connection settings.</w:t>
+        <w:ind w:left="360" w:hanging="288"/>
+      </w:pPr>
+      <w:r>
+        <w:rPr>
+          <w:rFonts w:ascii="Arial" w:hAnsi="Arial" w:eastAsia="Arial"/>
+          <w:b w:val="0"/>
+          <w:i w:val="0"/>
+          <w:sz w:val="21"/>
+        </w:rPr>
+        <w:t>3. Check the provider, renderer type, availability, and connection settings.</w:t>
       </w:r>
     </w:p>
     <w:p>
       <w:pPr>
-        <w:pStyle w:val="ListNumber"/>
         <w:spacing w:after="80"/>
-      </w:pPr>
-      <w:r>
-        <w:rPr>
-          <w:rFonts w:ascii="Arial" w:hAnsi="Arial" w:eastAsia="Arial"/>
-          <w:sz w:val="21"/>
-        </w:rPr>
-        <w:t>Check the bot you are connecting to and its operating version.</w:t>
+        <w:ind w:left="360" w:hanging="288"/>
+      </w:pPr>
+      <w:r>
+        <w:rPr>
+          <w:rFonts w:ascii="Arial" w:hAnsi="Arial" w:eastAsia="Arial"/>
+          <w:b w:val="0"/>
+          <w:i w:val="0"/>
+          <w:sz w:val="21"/>
+        </w:rPr>
+        <w:t>4. Check the bot you are connecting to and its operating version.</w:t>
       </w:r>
     </w:p>
     <w:p>
       <w:pPr>
-        <w:pStyle w:val="ListNumber"/>
         <w:spacing w:after="80"/>
-      </w:pPr>
-      <w:r>
-        <w:rPr>
-          <w:rFonts w:ascii="Arial" w:hAnsi="Arial" w:eastAsia="Arial"/>
-          <w:sz w:val="21"/>
-        </w:rPr>
-        <w:t>After saving, check the connection status on the channel management screen.</w:t>
+        <w:ind w:left="360" w:hanging="288"/>
+      </w:pPr>
+      <w:r>
+        <w:rPr>
+          <w:rFonts w:ascii="Arial" w:hAnsi="Arial" w:eastAsia="Arial"/>
+          <w:b w:val="0"/>
+          <w:i w:val="0"/>
+          <w:sz w:val="21"/>
+        </w:rPr>
+        <w:t>5. After saving, check the connection status on the channel management screen.</w:t>
       </w:r>
     </w:p>
     <w:p>
       <w:pPr>
-        <w:pStyle w:val="ListNumber"/>
         <w:spacing w:after="80"/>
-      </w:pPr>
-      <w:r>
-        <w:rPr>
-          <w:rFonts w:ascii="Arial" w:hAnsi="Arial" w:eastAsia="Arial"/>
-          <w:sz w:val="21"/>
-        </w:rPr>
-        <w:t>Check that the combination of group, channel, bot, operating version, and active channel is correct in **Botstation connection status**.</w:t>
+        <w:ind w:left="360" w:hanging="288"/>
+      </w:pPr>
+      <w:r>
+        <w:rPr>
+          <w:rFonts w:ascii="Arial" w:hAnsi="Arial" w:eastAsia="Arial"/>
+          <w:b w:val="0"/>
+          <w:i w:val="0"/>
+          <w:sz w:val="21"/>
+        </w:rPr>
+        <w:t xml:space="preserve">6. Check that the combination of group, channel, bot, operating version, and active channel is correct in </w:t>
+      </w:r>
+      <w:r>
+        <w:rPr>
+          <w:rFonts w:ascii="Arial" w:hAnsi="Arial" w:eastAsia="Arial"/>
+          <w:b/>
+          <w:i w:val="0"/>
+          <w:sz w:val="21"/>
+        </w:rPr>
+        <w:t>Botstation connection status</w:t>
+      </w:r>
+      <w:r>
+        <w:rPr>
+          <w:rFonts w:ascii="Arial" w:hAnsi="Arial" w:eastAsia="Arial"/>
+          <w:b w:val="0"/>
+          <w:i w:val="0"/>
+          <w:sz w:val="21"/>
+        </w:rPr>
+        <w:t>.</w:t>
       </w:r>
     </w:p>
     <w:p>
@@ -3224,93 +4038,125 @@
     </w:p>
     <w:p>
       <w:pPr>
-        <w:pStyle w:val="ListNumber"/>
         <w:spacing w:after="80"/>
-      </w:pPr>
-      <w:r>
-        <w:rPr>
-          <w:rFonts w:ascii="Arial" w:hAnsi="Arial" w:eastAsia="Arial"/>
-          <w:sz w:val="21"/>
-        </w:rPr>
-        <w:t>Search for the channel connected to KakaoTalk and open the chat room.</w:t>
+        <w:ind w:left="360" w:hanging="288"/>
+      </w:pPr>
+      <w:r>
+        <w:rPr>
+          <w:rFonts w:ascii="Arial" w:hAnsi="Arial" w:eastAsia="Arial"/>
+          <w:b w:val="0"/>
+          <w:i w:val="0"/>
+          <w:sz w:val="21"/>
+        </w:rPr>
+        <w:t>1. Search for the channel connected to KakaoTalk and open the chat room.</w:t>
       </w:r>
     </w:p>
     <w:p>
       <w:pPr>
-        <w:pStyle w:val="ListNumber"/>
         <w:spacing w:after="80"/>
-      </w:pPr>
-      <w:r>
-        <w:rPr>
-          <w:rFonts w:ascii="Arial" w:hAnsi="Arial" w:eastAsia="Arial"/>
-          <w:sz w:val="21"/>
-        </w:rPr>
-        <w:t>Ensure that CGA's default greeting is displayed on first entry.</w:t>
+        <w:ind w:left="360" w:hanging="288"/>
+      </w:pPr>
+      <w:r>
+        <w:rPr>
+          <w:rFonts w:ascii="Arial" w:hAnsi="Arial" w:eastAsia="Arial"/>
+          <w:b w:val="0"/>
+          <w:i w:val="0"/>
+          <w:sz w:val="21"/>
+        </w:rPr>
+        <w:t>2. Ensure that CGA's default greeting is displayed on first entry.</w:t>
       </w:r>
     </w:p>
     <w:p>
       <w:pPr>
-        <w:pStyle w:val="ListNumber"/>
         <w:spacing w:after="80"/>
-      </w:pPr>
-      <w:r>
-        <w:rPr>
-          <w:rFonts w:ascii="Arial" w:hAnsi="Arial" w:eastAsia="Arial"/>
-          <w:sz w:val="21"/>
-        </w:rPr>
-        <w:t>Enter the regular utterance corresponding to the registered intent.</w:t>
+        <w:ind w:left="360" w:hanging="288"/>
+      </w:pPr>
+      <w:r>
+        <w:rPr>
+          <w:rFonts w:ascii="Arial" w:hAnsi="Arial" w:eastAsia="Arial"/>
+          <w:b w:val="0"/>
+          <w:i w:val="0"/>
+          <w:sz w:val="21"/>
+        </w:rPr>
+        <w:t>3. Enter the regular utterance corresponding to the registered intent.</w:t>
       </w:r>
     </w:p>
     <w:p>
       <w:pPr>
-        <w:pStyle w:val="ListNumber"/>
         <w:spacing w:after="80"/>
-      </w:pPr>
-      <w:r>
-        <w:rPr>
-          <w:rFonts w:ascii="Arial" w:hAnsi="Arial" w:eastAsia="Arial"/>
-          <w:sz w:val="21"/>
-        </w:rPr>
-        <w:t>Ensure that CGA's NLU classification and conversation flow results are displayed in the response.</w:t>
+        <w:ind w:left="360" w:hanging="288"/>
+      </w:pPr>
+      <w:r>
+        <w:rPr>
+          <w:rFonts w:ascii="Arial" w:hAnsi="Arial" w:eastAsia="Arial"/>
+          <w:b w:val="0"/>
+          <w:i w:val="0"/>
+          <w:sz w:val="21"/>
+        </w:rPr>
+        <w:t>4. Ensure that CGA's NLU classification and conversation flow results are displayed in the response.</w:t>
       </w:r>
     </w:p>
     <w:p>
       <w:pPr>
-        <w:pStyle w:val="ListNumber"/>
         <w:spacing w:after="80"/>
-      </w:pPr>
-      <w:r>
-        <w:rPr>
-          <w:rFonts w:ascii="Arial" w:hAnsi="Arial" w:eastAsia="Arial"/>
-          <w:sz w:val="21"/>
-        </w:rPr>
-        <w:t>Verify that user utterances and responses are saved in the CGA conversation history.</w:t>
+        <w:ind w:left="360" w:hanging="288"/>
+      </w:pPr>
+      <w:r>
+        <w:rPr>
+          <w:rFonts w:ascii="Arial" w:hAnsi="Arial" w:eastAsia="Arial"/>
+          <w:b w:val="0"/>
+          <w:i w:val="0"/>
+          <w:sz w:val="21"/>
+        </w:rPr>
+        <w:t>5. Verify that user utterances and responses are saved in the CGA conversation history.</w:t>
       </w:r>
     </w:p>
     <w:p>
       <w:pPr>
-        <w:pStyle w:val="ListNumber"/>
         <w:spacing w:after="80"/>
-      </w:pPr>
-      <w:r>
-        <w:rPr>
-          <w:rFonts w:ascii="Arial" w:hAnsi="Arial" w:eastAsia="Arial"/>
-          <w:sz w:val="21"/>
-        </w:rPr>
-        <w:t>Check whether the channel value in the history is `Kakao` or the Kakao channel value defined in the operating environment.</w:t>
+        <w:ind w:left="360" w:hanging="288"/>
+      </w:pPr>
+      <w:r>
+        <w:rPr>
+          <w:rFonts w:ascii="Arial" w:hAnsi="Arial" w:eastAsia="Arial"/>
+          <w:b w:val="0"/>
+          <w:i w:val="0"/>
+          <w:sz w:val="21"/>
+        </w:rPr>
+        <w:t xml:space="preserve">6. Check whether the channel value in the history is </w:t>
+      </w:r>
+      <w:r>
+        <w:rPr>
+          <w:rFonts w:ascii="Arial" w:hAnsi="Arial" w:eastAsia="Arial"/>
+          <w:b/>
+          <w:i w:val="0"/>
+          <w:sz w:val="21"/>
+        </w:rPr>
+        <w:t>Kakao</w:t>
+      </w:r>
+      <w:r>
+        <w:rPr>
+          <w:rFonts w:ascii="Arial" w:hAnsi="Arial" w:eastAsia="Arial"/>
+          <w:b w:val="0"/>
+          <w:i w:val="0"/>
+          <w:sz w:val="21"/>
+        </w:rPr>
+        <w:t xml:space="preserve"> or the Kakao channel value defined in the operating environment.</w:t>
       </w:r>
     </w:p>
     <w:p>
       <w:pPr>
-        <w:pStyle w:val="ListNumber"/>
         <w:spacing w:after="80"/>
-      </w:pPr>
-      <w:r>
-        <w:rPr>
-          <w:rFonts w:ascii="Arial" w:hAnsi="Arial" w:eastAsia="Arial"/>
-          <w:sz w:val="21"/>
-        </w:rPr>
-        <w:t>Verify that the bot, operating version, and channel information match the intended audience.</w:t>
+        <w:ind w:left="360" w:hanging="288"/>
+      </w:pPr>
+      <w:r>
+        <w:rPr>
+          <w:rFonts w:ascii="Arial" w:hAnsi="Arial" w:eastAsia="Arial"/>
+          <w:b w:val="0"/>
+          <w:i w:val="0"/>
+          <w:sz w:val="21"/>
+        </w:rPr>
+        <w:t>7. Verify that the bot, operating version, and channel information match the intended audience.</w:t>
       </w:r>
     </w:p>
     <w:p>
@@ -3332,6 +4178,8 @@
       <w:r>
         <w:rPr>
           <w:rFonts w:ascii="Arial" w:hAnsi="Arial" w:eastAsia="Arial"/>
+          <w:b w:val="0"/>
+          <w:i w:val="0"/>
           <w:sz w:val="21"/>
         </w:rPr>
         <w:t>The welcome block and fallback block call the CGA connection skill.</w:t>
@@ -3345,6 +4193,8 @@
       <w:r>
         <w:rPr>
           <w:rFonts w:ascii="Arial" w:hAnsi="Arial" w:eastAsia="Arial"/>
+          <w:b w:val="0"/>
+          <w:i w:val="0"/>
           <w:sz w:val="21"/>
         </w:rPr>
         <w:t>Both blocks are set to use skill data.</w:t>
@@ -3358,6 +4208,8 @@
       <w:r>
         <w:rPr>
           <w:rFonts w:ascii="Arial" w:hAnsi="Arial" w:eastAsia="Arial"/>
+          <w:b w:val="0"/>
+          <w:i w:val="0"/>
           <w:sz w:val="21"/>
         </w:rPr>
         <w:t>The first greeting and general response come from the CGA bot settings, not the Kakao settings phrase.</w:t>
@@ -3371,6 +4223,8 @@
       <w:r>
         <w:rPr>
           <w:rFonts w:ascii="Arial" w:hAnsi="Arial" w:eastAsia="Arial"/>
+          <w:b w:val="0"/>
+          <w:i w:val="0"/>
           <w:sz w:val="21"/>
         </w:rPr>
         <w:t>Bot, version, and Kakao channel information remain in the CGA conversation history.</w:t>
@@ -3439,80 +4293,92 @@
     </w:p>
     <w:p>
       <w:pPr>
-        <w:pStyle w:val="ListNumber"/>
         <w:spacing w:after="80"/>
-      </w:pPr>
-      <w:r>
-        <w:rPr>
-          <w:rFonts w:ascii="Arial" w:hAnsi="Arial" w:eastAsia="Arial"/>
-          <w:sz w:val="21"/>
-        </w:rPr>
-        <w:t>Verify that the current bot and version are correct.</w:t>
+        <w:ind w:left="360" w:hanging="288"/>
+      </w:pPr>
+      <w:r>
+        <w:rPr>
+          <w:rFonts w:ascii="Arial" w:hAnsi="Arial" w:eastAsia="Arial"/>
+          <w:b w:val="0"/>
+          <w:i w:val="0"/>
+          <w:sz w:val="21"/>
+        </w:rPr>
+        <w:t>1. Verify that the current bot and version are correct.</w:t>
       </w:r>
     </w:p>
     <w:p>
       <w:pPr>
-        <w:pStyle w:val="ListNumber"/>
         <w:spacing w:after="80"/>
-      </w:pPr>
-      <w:r>
-        <w:rPr>
-          <w:rFonts w:ascii="Arial" w:hAnsi="Arial" w:eastAsia="Arial"/>
-          <w:sz w:val="21"/>
-        </w:rPr>
-        <w:t>Check the combination status of the selected NLU method, model, and answer method.</w:t>
+        <w:ind w:left="360" w:hanging="288"/>
+      </w:pPr>
+      <w:r>
+        <w:rPr>
+          <w:rFonts w:ascii="Arial" w:hAnsi="Arial" w:eastAsia="Arial"/>
+          <w:b w:val="0"/>
+          <w:i w:val="0"/>
+          <w:sz w:val="21"/>
+        </w:rPr>
+        <w:t>2. Check the combination status of the selected NLU method, model, and answer method.</w:t>
       </w:r>
     </w:p>
     <w:p>
       <w:pPr>
-        <w:pStyle w:val="ListNumber"/>
         <w:spacing w:after="80"/>
-      </w:pPr>
-      <w:r>
-        <w:rPr>
-          <w:rFonts w:ascii="Arial" w:hAnsi="Arial" w:eastAsia="Arial"/>
-          <w:sz w:val="21"/>
-        </w:rPr>
-        <w:t>Verify that the required data has been saved.</w:t>
+        <w:ind w:left="360" w:hanging="288"/>
+      </w:pPr>
+      <w:r>
+        <w:rPr>
+          <w:rFonts w:ascii="Arial" w:hAnsi="Arial" w:eastAsia="Arial"/>
+          <w:b w:val="0"/>
+          <w:i w:val="0"/>
+          <w:sz w:val="21"/>
+        </w:rPr>
+        <w:t>3. Verify that the required data has been saved.</w:t>
       </w:r>
     </w:p>
     <w:p>
       <w:pPr>
-        <w:pStyle w:val="ListNumber"/>
         <w:spacing w:after="80"/>
-      </w:pPr>
-      <w:r>
-        <w:rPr>
-          <w:rFonts w:ascii="Arial" w:hAnsi="Arial" w:eastAsia="Arial"/>
-          <w:sz w:val="21"/>
-        </w:rPr>
-        <w:t>Check the training/indexing/apply status.</w:t>
+        <w:ind w:left="360" w:hanging="288"/>
+      </w:pPr>
+      <w:r>
+        <w:rPr>
+          <w:rFonts w:ascii="Arial" w:hAnsi="Arial" w:eastAsia="Arial"/>
+          <w:b w:val="0"/>
+          <w:i w:val="0"/>
+          <w:sz w:val="21"/>
+        </w:rPr>
+        <w:t>4. Check the training/indexing/apply status.</w:t>
       </w:r>
     </w:p>
     <w:p>
       <w:pPr>
-        <w:pStyle w:val="ListNumber"/>
         <w:spacing w:after="80"/>
-      </w:pPr>
-      <w:r>
-        <w:rPr>
-          <w:rFonts w:ascii="Arial" w:hAnsi="Arial" w:eastAsia="Arial"/>
-          <w:sz w:val="21"/>
-        </w:rPr>
-        <w:t>Test the same utterance again in the simulator.</w:t>
+        <w:ind w:left="360" w:hanging="288"/>
+      </w:pPr>
+      <w:r>
+        <w:rPr>
+          <w:rFonts w:ascii="Arial" w:hAnsi="Arial" w:eastAsia="Arial"/>
+          <w:b w:val="0"/>
+          <w:i w:val="0"/>
+          <w:sz w:val="21"/>
+        </w:rPr>
+        <w:t>5. Test the same utterance again in the simulator.</w:t>
       </w:r>
     </w:p>
     <w:p>
       <w:pPr>
-        <w:pStyle w:val="ListNumber"/>
         <w:spacing w:after="80"/>
-      </w:pPr>
-      <w:r>
-        <w:rPr>
-          <w:rFonts w:ascii="Arial" w:hAnsi="Arial" w:eastAsia="Arial"/>
-          <w:sz w:val="21"/>
-        </w:rPr>
-        <w:t>Check the results in the analysis/evaluation/dialogue history.</w:t>
+        <w:ind w:left="360" w:hanging="288"/>
+      </w:pPr>
+      <w:r>
+        <w:rPr>
+          <w:rFonts w:ascii="Arial" w:hAnsi="Arial" w:eastAsia="Arial"/>
+          <w:b w:val="0"/>
+          <w:i w:val="0"/>
+          <w:sz w:val="21"/>
+        </w:rPr>
+        <w:t>6. Check the results in the analysis/evaluation/dialogue history.</w:t>
       </w:r>
     </w:p>
     <w:p>
@@ -3542,67 +4408,149 @@
     </w:p>
     <w:p>
       <w:pPr>
-        <w:pStyle w:val="ListNumber"/>
         <w:spacing w:after="80"/>
-      </w:pPr>
-      <w:r>
-        <w:rPr>
-          <w:rFonts w:ascii="Arial" w:hAnsi="Arial" w:eastAsia="Arial"/>
-          <w:sz w:val="21"/>
-        </w:rPr>
-        <w:t>Press the Learn button and check whether the message `The NLU training request has been added to the queue.` is displayed.</w:t>
+        <w:ind w:left="360" w:hanging="288"/>
+      </w:pPr>
+      <w:r>
+        <w:rPr>
+          <w:rFonts w:ascii="Arial" w:hAnsi="Arial" w:eastAsia="Arial"/>
+          <w:b w:val="0"/>
+          <w:i w:val="0"/>
+          <w:sz w:val="21"/>
+        </w:rPr>
+        <w:t xml:space="preserve">1. Press the Learn button and check whether the message </w:t>
+      </w:r>
+      <w:r>
+        <w:rPr>
+          <w:rFonts w:ascii="Arial" w:hAnsi="Arial" w:eastAsia="Arial"/>
+          <w:b/>
+          <w:i w:val="0"/>
+          <w:sz w:val="21"/>
+        </w:rPr>
+        <w:t>The NLU training request has been added to the queue.</w:t>
+      </w:r>
+      <w:r>
+        <w:rPr>
+          <w:rFonts w:ascii="Arial" w:hAnsi="Arial" w:eastAsia="Arial"/>
+          <w:b w:val="0"/>
+          <w:i w:val="0"/>
+          <w:sz w:val="21"/>
+        </w:rPr>
+        <w:t xml:space="preserve"> is displayed.</w:t>
       </w:r>
     </w:p>
     <w:p>
       <w:pPr>
-        <w:pStyle w:val="ListNumber"/>
         <w:spacing w:after="80"/>
-      </w:pPr>
-      <w:r>
-        <w:rPr>
-          <w:rFonts w:ascii="Arial" w:hAnsi="Arial" w:eastAsia="Arial"/>
-          <w:sz w:val="21"/>
-        </w:rPr>
-        <w:t>Verify that the Learn button changes to `Training`.</w:t>
+        <w:ind w:left="360" w:hanging="288"/>
+      </w:pPr>
+      <w:r>
+        <w:rPr>
+          <w:rFonts w:ascii="Arial" w:hAnsi="Arial" w:eastAsia="Arial"/>
+          <w:b w:val="0"/>
+          <w:i w:val="0"/>
+          <w:sz w:val="21"/>
+        </w:rPr>
+        <w:t xml:space="preserve">2. Verify that the Learn button changes to </w:t>
+      </w:r>
+      <w:r>
+        <w:rPr>
+          <w:rFonts w:ascii="Arial" w:hAnsi="Arial" w:eastAsia="Arial"/>
+          <w:b/>
+          <w:i w:val="0"/>
+          <w:sz w:val="21"/>
+        </w:rPr>
+        <w:t>Training</w:t>
+      </w:r>
+      <w:r>
+        <w:rPr>
+          <w:rFonts w:ascii="Arial" w:hAnsi="Arial" w:eastAsia="Arial"/>
+          <w:b w:val="0"/>
+          <w:i w:val="0"/>
+          <w:sz w:val="21"/>
+        </w:rPr>
+        <w:t>.</w:t>
       </w:r>
     </w:p>
     <w:p>
       <w:pPr>
-        <w:pStyle w:val="ListNumber"/>
         <w:spacing w:after="80"/>
-      </w:pPr>
-      <w:r>
-        <w:rPr>
-          <w:rFonts w:ascii="Arial" w:hAnsi="Arial" w:eastAsia="Arial"/>
-          <w:sz w:val="21"/>
-        </w:rPr>
-        <w:t>After refreshing, check if the version status changes to `Training finished` or Available.</w:t>
+        <w:ind w:left="360" w:hanging="288"/>
+      </w:pPr>
+      <w:r>
+        <w:rPr>
+          <w:rFonts w:ascii="Arial" w:hAnsi="Arial" w:eastAsia="Arial"/>
+          <w:b w:val="0"/>
+          <w:i w:val="0"/>
+          <w:sz w:val="21"/>
+        </w:rPr>
+        <w:t xml:space="preserve">3. After refreshing, check if the version status changes to </w:t>
+      </w:r>
+      <w:r>
+        <w:rPr>
+          <w:rFonts w:ascii="Arial" w:hAnsi="Arial" w:eastAsia="Arial"/>
+          <w:b/>
+          <w:i w:val="0"/>
+          <w:sz w:val="21"/>
+        </w:rPr>
+        <w:t>Training finished</w:t>
+      </w:r>
+      <w:r>
+        <w:rPr>
+          <w:rFonts w:ascii="Arial" w:hAnsi="Arial" w:eastAsia="Arial"/>
+          <w:b w:val="0"/>
+          <w:i w:val="0"/>
+          <w:sz w:val="21"/>
+        </w:rPr>
+        <w:t xml:space="preserve"> or Available.</w:t>
       </w:r>
     </w:p>
     <w:p>
       <w:pPr>
-        <w:pStyle w:val="ListNumber"/>
         <w:spacing w:after="80"/>
-      </w:pPr>
-      <w:r>
-        <w:rPr>
-          <w:rFonts w:ascii="Arial" w:hAnsi="Arial" w:eastAsia="Arial"/>
-          <w:sz w:val="21"/>
-        </w:rPr>
-        <w:t>Check the start time, completion time, and learning status of the same bot/version in the learning history inquiry.</w:t>
+        <w:ind w:left="360" w:hanging="288"/>
+      </w:pPr>
+      <w:r>
+        <w:rPr>
+          <w:rFonts w:ascii="Arial" w:hAnsi="Arial" w:eastAsia="Arial"/>
+          <w:b w:val="0"/>
+          <w:i w:val="0"/>
+          <w:sz w:val="21"/>
+        </w:rPr>
+        <w:t>4. Check the start time, completion time, and learning status of the same bot/version in the learning history inquiry.</w:t>
       </w:r>
     </w:p>
     <w:p>
       <w:pPr>
-        <w:pStyle w:val="ListNumber"/>
         <w:spacing w:after="80"/>
-      </w:pPr>
-      <w:r>
-        <w:rPr>
-          <w:rFonts w:ascii="Arial" w:hAnsi="Arial" w:eastAsia="Arial"/>
-          <w:sz w:val="21"/>
-        </w:rPr>
-        <w:t>If it is displayed as `Untrained` again or there is no learning history, do not judge it as a success, but convey the bot, version, learning engine, and request time to the operation staff.</w:t>
+        <w:ind w:left="360" w:hanging="288"/>
+      </w:pPr>
+      <w:r>
+        <w:rPr>
+          <w:rFonts w:ascii="Arial" w:hAnsi="Arial" w:eastAsia="Arial"/>
+          <w:b w:val="0"/>
+          <w:i w:val="0"/>
+          <w:sz w:val="21"/>
+        </w:rPr>
+        <w:t xml:space="preserve">5. If it is displayed as </w:t>
+      </w:r>
+      <w:r>
+        <w:rPr>
+          <w:rFonts w:ascii="Arial" w:hAnsi="Arial" w:eastAsia="Arial"/>
+          <w:b/>
+          <w:i w:val="0"/>
+          <w:sz w:val="21"/>
+        </w:rPr>
+        <w:t>Untrained</w:t>
+      </w:r>
+      <w:r>
+        <w:rPr>
+          <w:rFonts w:ascii="Arial" w:hAnsi="Arial" w:eastAsia="Arial"/>
+          <w:b w:val="0"/>
+          <w:i w:val="0"/>
+          <w:sz w:val="21"/>
+        </w:rPr>
+        <w:t xml:space="preserve"> again or there is no learning history, do not judge it as a success, but convey the bot, version, learning engine, and request time to the operation staff.</w:t>
       </w:r>
     </w:p>
     <w:p>
@@ -3643,93 +4591,251 @@
     </w:p>
     <w:p>
       <w:pPr>
-        <w:pStyle w:val="ListNumber"/>
         <w:spacing w:after="80"/>
-      </w:pPr>
-      <w:r>
-        <w:rPr>
-          <w:rFonts w:ascii="Arial" w:hAnsi="Arial" w:eastAsia="Arial"/>
-          <w:sz w:val="21"/>
-        </w:rPr>
-        <w:t>**Purpose**: In one sentence, define the work outcome you want to change with this task.</w:t>
+        <w:ind w:left="360" w:hanging="288"/>
+      </w:pPr>
+      <w:r>
+        <w:rPr>
+          <w:rFonts w:ascii="Arial" w:hAnsi="Arial" w:eastAsia="Arial"/>
+          <w:b w:val="0"/>
+          <w:i w:val="0"/>
+          <w:sz w:val="21"/>
+        </w:rPr>
+        <w:t xml:space="preserve">1. </w:t>
+      </w:r>
+      <w:r>
+        <w:rPr>
+          <w:rFonts w:ascii="Arial" w:hAnsi="Arial" w:eastAsia="Arial"/>
+          <w:b/>
+          <w:i w:val="0"/>
+          <w:sz w:val="21"/>
+        </w:rPr>
+        <w:t>Purpose</w:t>
+      </w:r>
+      <w:r>
+        <w:rPr>
+          <w:rFonts w:ascii="Arial" w:hAnsi="Arial" w:eastAsia="Arial"/>
+          <w:b w:val="0"/>
+          <w:i w:val="0"/>
+          <w:sz w:val="21"/>
+        </w:rPr>
+        <w:t>: In one sentence, define the work outcome you want to change with this task.</w:t>
       </w:r>
     </w:p>
     <w:p>
       <w:pPr>
-        <w:pStyle w:val="ListNumber"/>
         <w:spacing w:after="80"/>
-      </w:pPr>
-      <w:r>
-        <w:rPr>
-          <w:rFonts w:ascii="Arial" w:hAnsi="Arial" w:eastAsia="Arial"/>
-          <w:sz w:val="21"/>
-        </w:rPr>
-        <w:t>**Access Path**: Select the correct bot and version and navigate to the corresponding menu.</w:t>
+        <w:ind w:left="360" w:hanging="288"/>
+      </w:pPr>
+      <w:r>
+        <w:rPr>
+          <w:rFonts w:ascii="Arial" w:hAnsi="Arial" w:eastAsia="Arial"/>
+          <w:b w:val="0"/>
+          <w:i w:val="0"/>
+          <w:sz w:val="21"/>
+        </w:rPr>
+        <w:t xml:space="preserve">2. </w:t>
+      </w:r>
+      <w:r>
+        <w:rPr>
+          <w:rFonts w:ascii="Arial" w:hAnsi="Arial" w:eastAsia="Arial"/>
+          <w:b/>
+          <w:i w:val="0"/>
+          <w:sz w:val="21"/>
+        </w:rPr>
+        <w:t>Access Path</w:t>
+      </w:r>
+      <w:r>
+        <w:rPr>
+          <w:rFonts w:ascii="Arial" w:hAnsi="Arial" w:eastAsia="Arial"/>
+          <w:b w:val="0"/>
+          <w:i w:val="0"/>
+          <w:sz w:val="21"/>
+        </w:rPr>
+        <w:t>: Select the correct bot and version and navigate to the corresponding menu.</w:t>
       </w:r>
     </w:p>
     <w:p>
       <w:pPr>
-        <w:pStyle w:val="ListNumber"/>
         <w:spacing w:after="80"/>
-      </w:pPr>
-      <w:r>
-        <w:rPr>
-          <w:rFonts w:ascii="Arial" w:hAnsi="Arial" w:eastAsia="Arial"/>
-          <w:sz w:val="21"/>
-        </w:rPr>
-        <w:t>**Screen composition**: Check the current value, selection status, errors/warnings, and inactive items first.</w:t>
+        <w:ind w:left="360" w:hanging="288"/>
+      </w:pPr>
+      <w:r>
+        <w:rPr>
+          <w:rFonts w:ascii="Arial" w:hAnsi="Arial" w:eastAsia="Arial"/>
+          <w:b w:val="0"/>
+          <w:i w:val="0"/>
+          <w:sz w:val="21"/>
+        </w:rPr>
+        <w:t xml:space="preserve">3. </w:t>
+      </w:r>
+      <w:r>
+        <w:rPr>
+          <w:rFonts w:ascii="Arial" w:hAnsi="Arial" w:eastAsia="Arial"/>
+          <w:b/>
+          <w:i w:val="0"/>
+          <w:sz w:val="21"/>
+        </w:rPr>
+        <w:t>Screen composition</w:t>
+      </w:r>
+      <w:r>
+        <w:rPr>
+          <w:rFonts w:ascii="Arial" w:hAnsi="Arial" w:eastAsia="Arial"/>
+          <w:b w:val="0"/>
+          <w:i w:val="0"/>
+          <w:sz w:val="21"/>
+        </w:rPr>
+        <w:t>: Check the current value, selection status, errors/warnings, and inactive items first.</w:t>
       </w:r>
     </w:p>
     <w:p>
       <w:pPr>
-        <w:pStyle w:val="ListNumber"/>
         <w:spacing w:after="80"/>
-      </w:pPr>
-      <w:r>
-        <w:rPr>
-          <w:rFonts w:ascii="Arial" w:hAnsi="Arial" w:eastAsia="Arial"/>
-          <w:sz w:val="21"/>
-        </w:rPr>
-        <w:t>**Usage Procedure**: Change only the necessary items and record the values ​​before the changes.</w:t>
+        <w:ind w:left="360" w:hanging="288"/>
+      </w:pPr>
+      <w:r>
+        <w:rPr>
+          <w:rFonts w:ascii="Arial" w:hAnsi="Arial" w:eastAsia="Arial"/>
+          <w:b w:val="0"/>
+          <w:i w:val="0"/>
+          <w:sz w:val="21"/>
+        </w:rPr>
+        <w:t xml:space="preserve">4. </w:t>
+      </w:r>
+      <w:r>
+        <w:rPr>
+          <w:rFonts w:ascii="Arial" w:hAnsi="Arial" w:eastAsia="Arial"/>
+          <w:b/>
+          <w:i w:val="0"/>
+          <w:sz w:val="21"/>
+        </w:rPr>
+        <w:t>Usage Procedure</w:t>
+      </w:r>
+      <w:r>
+        <w:rPr>
+          <w:rFonts w:ascii="Arial" w:hAnsi="Arial" w:eastAsia="Arial"/>
+          <w:b w:val="0"/>
+          <w:i w:val="0"/>
+          <w:sz w:val="21"/>
+        </w:rPr>
+        <w:t>: Change only the necessary items and record the values ​​before the changes.</w:t>
       </w:r>
     </w:p>
     <w:p>
       <w:pPr>
-        <w:pStyle w:val="ListNumber"/>
         <w:spacing w:after="80"/>
-      </w:pPr>
-      <w:r>
-        <w:rPr>
-          <w:rFonts w:ascii="Arial" w:hAnsi="Arial" w:eastAsia="Arial"/>
-          <w:sz w:val="21"/>
-        </w:rPr>
-        <w:t>**Save/Apply Result**: Check the save message and learning/indexing/apply status.</w:t>
+        <w:ind w:left="360" w:hanging="288"/>
+      </w:pPr>
+      <w:r>
+        <w:rPr>
+          <w:rFonts w:ascii="Arial" w:hAnsi="Arial" w:eastAsia="Arial"/>
+          <w:b w:val="0"/>
+          <w:i w:val="0"/>
+          <w:sz w:val="21"/>
+        </w:rPr>
+        <w:t xml:space="preserve">5. </w:t>
+      </w:r>
+      <w:r>
+        <w:rPr>
+          <w:rFonts w:ascii="Arial" w:hAnsi="Arial" w:eastAsia="Arial"/>
+          <w:b/>
+          <w:i w:val="0"/>
+          <w:sz w:val="21"/>
+        </w:rPr>
+        <w:t>Save/Apply Result</w:t>
+      </w:r>
+      <w:r>
+        <w:rPr>
+          <w:rFonts w:ascii="Arial" w:hAnsi="Arial" w:eastAsia="Arial"/>
+          <w:b w:val="0"/>
+          <w:i w:val="0"/>
+          <w:sz w:val="21"/>
+        </w:rPr>
+        <w:t>: Check the save message and learning/indexing/apply status.</w:t>
       </w:r>
     </w:p>
     <w:p>
       <w:pPr>
-        <w:pStyle w:val="ListNumber"/>
         <w:spacing w:after="80"/>
-      </w:pPr>
-      <w:r>
-        <w:rPr>
-          <w:rFonts w:ascii="Arial" w:hAnsi="Arial" w:eastAsia="Arial"/>
-          <w:sz w:val="21"/>
-        </w:rPr>
-        <w:t>**Caution**: Check the impact on the associated intent/flow/channel/version.</w:t>
+        <w:ind w:left="360" w:hanging="288"/>
+      </w:pPr>
+      <w:r>
+        <w:rPr>
+          <w:rFonts w:ascii="Arial" w:hAnsi="Arial" w:eastAsia="Arial"/>
+          <w:b w:val="0"/>
+          <w:i w:val="0"/>
+          <w:sz w:val="21"/>
+        </w:rPr>
+        <w:t xml:space="preserve">6. </w:t>
+      </w:r>
+      <w:r>
+        <w:rPr>
+          <w:rFonts w:ascii="Arial" w:hAnsi="Arial" w:eastAsia="Arial"/>
+          <w:b/>
+          <w:i w:val="0"/>
+          <w:sz w:val="21"/>
+        </w:rPr>
+        <w:t>Caution</w:t>
+      </w:r>
+      <w:r>
+        <w:rPr>
+          <w:rFonts w:ascii="Arial" w:hAnsi="Arial" w:eastAsia="Arial"/>
+          <w:b w:val="0"/>
+          <w:i w:val="0"/>
+          <w:sz w:val="21"/>
+        </w:rPr>
+        <w:t>: Check the impact on the associated intent/flow/channel/version.</w:t>
       </w:r>
     </w:p>
     <w:p>
       <w:pPr>
-        <w:pStyle w:val="ListNumber"/>
         <w:spacing w:after="80"/>
-      </w:pPr>
-      <w:r>
-        <w:rPr>
-          <w:rFonts w:ascii="Arial" w:hAnsi="Arial" w:eastAsia="Arial"/>
-          <w:sz w:val="21"/>
-        </w:rPr>
-        <w:t>**Related Documentation**: If it is an engine or quality issue, also check the [NLU Utilization Guide](../cga-nlu-guide/README.md).</w:t>
+        <w:ind w:left="360" w:hanging="288"/>
+      </w:pPr>
+      <w:r>
+        <w:rPr>
+          <w:rFonts w:ascii="Arial" w:hAnsi="Arial" w:eastAsia="Arial"/>
+          <w:b w:val="0"/>
+          <w:i w:val="0"/>
+          <w:sz w:val="21"/>
+        </w:rPr>
+        <w:t xml:space="preserve">7. </w:t>
+      </w:r>
+      <w:r>
+        <w:rPr>
+          <w:rFonts w:ascii="Arial" w:hAnsi="Arial" w:eastAsia="Arial"/>
+          <w:b/>
+          <w:i w:val="0"/>
+          <w:sz w:val="21"/>
+        </w:rPr>
+        <w:t>Related Documentation</w:t>
+      </w:r>
+      <w:r>
+        <w:rPr>
+          <w:rFonts w:ascii="Arial" w:hAnsi="Arial" w:eastAsia="Arial"/>
+          <w:b w:val="0"/>
+          <w:i w:val="0"/>
+          <w:sz w:val="21"/>
+        </w:rPr>
+        <w:t xml:space="preserve">: If it is an engine or quality issue, also check the </w:t>
+      </w:r>
+      <w:r>
+        <w:rPr>
+          <w:rFonts w:ascii="Arial" w:hAnsi="Arial" w:eastAsia="Arial"/>
+          <w:b w:val="0"/>
+          <w:i w:val="0"/>
+          <w:sz w:val="21"/>
+        </w:rPr>
+        <w:t>NLU Utilization Guide</w:t>
+      </w:r>
+      <w:r>
+        <w:rPr>
+          <w:rFonts w:ascii="Arial" w:hAnsi="Arial" w:eastAsia="Arial"/>
+          <w:b w:val="0"/>
+          <w:i w:val="0"/>
+          <w:sz w:val="21"/>
+        </w:rPr>
+        <w:t>.</w:t>
       </w:r>
     </w:p>
     <w:p>
@@ -3791,6 +4897,7 @@
               <w:rPr>
                 <w:rFonts w:ascii="Arial" w:hAnsi="Arial" w:eastAsia="Arial"/>
                 <w:b/>
+                <w:i w:val="0"/>
                 <w:color w:val="1F4D78"/>
                 <w:sz w:val="18"/>
               </w:rPr>
@@ -3819,6 +4926,7 @@
               <w:rPr>
                 <w:rFonts w:ascii="Arial" w:hAnsi="Arial" w:eastAsia="Arial"/>
                 <w:b/>
+                <w:i w:val="0"/>
                 <w:color w:val="1F4D78"/>
                 <w:sz w:val="18"/>
               </w:rPr>
@@ -3848,6 +4956,7 @@
               <w:rPr>
                 <w:rFonts w:ascii="Arial" w:hAnsi="Arial" w:eastAsia="Arial"/>
                 <w:b w:val="0"/>
+                <w:i w:val="0"/>
                 <w:sz w:val="18"/>
               </w:rPr>
               <w:t>bot</w:t>
@@ -3874,6 +4983,7 @@
               <w:rPr>
                 <w:rFonts w:ascii="Arial" w:hAnsi="Arial" w:eastAsia="Arial"/>
                 <w:b w:val="0"/>
+                <w:i w:val="0"/>
                 <w:sz w:val="18"/>
               </w:rPr>
               <w:t>Unit of service that talks to the user</w:t>
@@ -3902,6 +5012,7 @@
               <w:rPr>
                 <w:rFonts w:ascii="Arial" w:hAnsi="Arial" w:eastAsia="Arial"/>
                 <w:b w:val="0"/>
+                <w:i w:val="0"/>
                 <w:sz w:val="18"/>
               </w:rPr>
               <w:t>Bot Hub</w:t>
@@ -3928,6 +5039,7 @@
               <w:rPr>
                 <w:rFonts w:ascii="Arial" w:hAnsi="Arial" w:eastAsia="Arial"/>
                 <w:b w:val="0"/>
+                <w:i w:val="0"/>
                 <w:sz w:val="18"/>
               </w:rPr>
               <w:t>A unit that manages multiple bots</w:t>
@@ -3956,6 +5068,7 @@
               <w:rPr>
                 <w:rFonts w:ascii="Arial" w:hAnsi="Arial" w:eastAsia="Arial"/>
                 <w:b w:val="0"/>
+                <w:i w:val="0"/>
                 <w:sz w:val="18"/>
               </w:rPr>
               <w:t>version</w:t>
@@ -3982,6 +5095,7 @@
               <w:rPr>
                 <w:rFonts w:ascii="Arial" w:hAnsi="Arial" w:eastAsia="Arial"/>
                 <w:b w:val="0"/>
+                <w:i w:val="0"/>
                 <w:sz w:val="18"/>
               </w:rPr>
               <w:t>Unit that manages bot settings and conversation design separately</w:t>
@@ -4010,6 +5124,7 @@
               <w:rPr>
                 <w:rFonts w:ascii="Arial" w:hAnsi="Arial" w:eastAsia="Arial"/>
                 <w:b w:val="0"/>
+                <w:i w:val="0"/>
                 <w:sz w:val="18"/>
               </w:rPr>
               <w:t>intention</w:t>
@@ -4036,6 +5151,7 @@
               <w:rPr>
                 <w:rFonts w:ascii="Arial" w:hAnsi="Arial" w:eastAsia="Arial"/>
                 <w:b w:val="0"/>
+                <w:i w:val="0"/>
                 <w:sz w:val="18"/>
               </w:rPr>
               <w:t>A unit that classifies the purpose of a user's request</w:t>
@@ -4064,6 +5180,7 @@
               <w:rPr>
                 <w:rFonts w:ascii="Arial" w:hAnsi="Arial" w:eastAsia="Arial"/>
                 <w:b w:val="0"/>
+                <w:i w:val="0"/>
                 <w:sz w:val="18"/>
               </w:rPr>
               <w:t>object</w:t>
@@ -4090,6 +5207,7 @@
               <w:rPr>
                 <w:rFonts w:ascii="Arial" w:hAnsi="Arial" w:eastAsia="Arial"/>
                 <w:b w:val="0"/>
+                <w:i w:val="0"/>
                 <w:sz w:val="18"/>
               </w:rPr>
               <w:t>A value or name extracted from an utterance</w:t>
@@ -4118,6 +5236,7 @@
               <w:rPr>
                 <w:rFonts w:ascii="Arial" w:hAnsi="Arial" w:eastAsia="Arial"/>
                 <w:b w:val="0"/>
+                <w:i w:val="0"/>
                 <w:sz w:val="18"/>
               </w:rPr>
               <w:t>NLU</w:t>
@@ -4144,6 +5263,7 @@
               <w:rPr>
                 <w:rFonts w:ascii="Arial" w:hAnsi="Arial" w:eastAsia="Arial"/>
                 <w:b w:val="0"/>
+                <w:i w:val="0"/>
                 <w:sz w:val="18"/>
               </w:rPr>
               <w:t>Functional area that interprets the user's natural language input</w:t>
@@ -4172,6 +5292,7 @@
               <w:rPr>
                 <w:rFonts w:ascii="Arial" w:hAnsi="Arial" w:eastAsia="Arial"/>
                 <w:b w:val="0"/>
+                <w:i w:val="0"/>
                 <w:sz w:val="18"/>
               </w:rPr>
               <w:t>Learning</w:t>
@@ -4198,6 +5319,7 @@
               <w:rPr>
                 <w:rFonts w:ascii="Arial" w:hAnsi="Arial" w:eastAsia="Arial"/>
                 <w:b w:val="0"/>
+                <w:i w:val="0"/>
                 <w:sz w:val="18"/>
               </w:rPr>
               <w:t>The task of reflecting registered data so that the engine can use it</w:t>
@@ -4226,6 +5348,7 @@
               <w:rPr>
                 <w:rFonts w:ascii="Arial" w:hAnsi="Arial" w:eastAsia="Arial"/>
                 <w:b w:val="0"/>
+                <w:i w:val="0"/>
                 <w:sz w:val="18"/>
               </w:rPr>
               <w:t>Indexing</w:t>
@@ -4252,6 +5375,7 @@
               <w:rPr>
                 <w:rFonts w:ascii="Arial" w:hAnsi="Arial" w:eastAsia="Arial"/>
                 <w:b w:val="0"/>
+                <w:i w:val="0"/>
                 <w:sz w:val="18"/>
               </w:rPr>
               <w:t>Preparing the search structure of data for retrieval</w:t>
@@ -4280,6 +5404,7 @@
               <w:rPr>
                 <w:rFonts w:ascii="Arial" w:hAnsi="Arial" w:eastAsia="Arial"/>
                 <w:b w:val="0"/>
+                <w:i w:val="0"/>
                 <w:sz w:val="18"/>
               </w:rPr>
               <w:t>RAG</w:t>
@@ -4306,6 +5431,7 @@
               <w:rPr>
                 <w:rFonts w:ascii="Arial" w:hAnsi="Arial" w:eastAsia="Arial"/>
                 <w:b w:val="0"/>
+                <w:i w:val="0"/>
                 <w:sz w:val="18"/>
               </w:rPr>
               <w:t>How to use retrieved knowledge and generative models together</w:t>
@@ -4326,7 +5452,7 @@
           <w:i w:val="0"/>
           <w:sz w:val="21"/>
         </w:rPr>
-        <w:t>Related Documents</w:t>
+        <w:t>10. Entities and dictionaries</w:t>
       </w:r>
     </w:p>
     <w:p>
@@ -4337,9 +5463,11 @@
       <w:r>
         <w:rPr>
           <w:rFonts w:ascii="Arial" w:hAnsi="Arial" w:eastAsia="Arial"/>
-          <w:sz w:val="21"/>
-        </w:rPr>
-        <w:t>[View all CGA manuals](../README.md)</w:t>
+          <w:b w:val="0"/>
+          <w:i w:val="0"/>
+          <w:sz w:val="21"/>
+        </w:rPr>
+        <w:t>Use entities for values extracted from utterances, such as dates, regions, products, or order numbers.</w:t>
       </w:r>
     </w:p>
     <w:p>
@@ -4350,9 +5478,11 @@
       <w:r>
         <w:rPr>
           <w:rFonts w:ascii="Arial" w:hAnsi="Arial" w:eastAsia="Arial"/>
-          <w:sz w:val="21"/>
-        </w:rPr>
-        <w:t>[CGA Getting Started](../cga-getting-started/README.md)</w:t>
+          <w:b w:val="0"/>
+          <w:i w:val="0"/>
+          <w:sz w:val="21"/>
+        </w:rPr>
+        <w:t>Use dictionaries to normalize domain terms and synonyms. After changing either asset, retest every linked intent.</w:t>
       </w:r>
     </w:p>
     <w:p>
@@ -4363,9 +5493,462 @@
       <w:r>
         <w:rPr>
           <w:rFonts w:ascii="Arial" w:hAnsi="Arial" w:eastAsia="Arial"/>
-          <w:sz w:val="21"/>
-        </w:rPr>
-        <w:t>[CGA NLU Utilization Guide](../cga-nlu-guide/README.md)</w:t>
+          <w:b w:val="0"/>
+          <w:i w:val="0"/>
+          <w:sz w:val="21"/>
+        </w:rPr>
+        <w:t>Keep names, representative expressions, variables, and the connected dialog flow consistent.</w:t>
+      </w:r>
+    </w:p>
+    <w:p>
+      <w:pPr>
+        <w:pStyle w:val="Heading1"/>
+      </w:pPr>
+      <w:r>
+        <w:rPr>
+          <w:rFonts w:ascii="Arial" w:hAnsi="Arial" w:eastAsia="Arial"/>
+          <w:b/>
+          <w:i w:val="0"/>
+          <w:sz w:val="21"/>
+        </w:rPr>
+        <w:t>11. Dialog flows and templates</w:t>
+      </w:r>
+    </w:p>
+    <w:p>
+      <w:pPr>
+        <w:spacing w:after="80"/>
+        <w:ind w:left="360" w:hanging="288"/>
+      </w:pPr>
+      <w:r>
+        <w:rPr>
+          <w:rFonts w:ascii="Arial" w:hAnsi="Arial" w:eastAsia="Arial"/>
+          <w:b w:val="0"/>
+          <w:i w:val="0"/>
+          <w:sz w:val="21"/>
+        </w:rPr>
+        <w:t>1. Start from the intent and identify the first card.</w:t>
+      </w:r>
+    </w:p>
+    <w:p>
+      <w:pPr>
+        <w:spacing w:after="80"/>
+        <w:ind w:left="360" w:hanging="288"/>
+      </w:pPr>
+      <w:r>
+        <w:rPr>
+          <w:rFonts w:ascii="Arial" w:hAnsi="Arial" w:eastAsia="Arial"/>
+          <w:b w:val="0"/>
+          <w:i w:val="0"/>
+          <w:sz w:val="21"/>
+        </w:rPr>
+        <w:t>2. Connect answers, conditions, API calls, variables, and the next card.</w:t>
+      </w:r>
+    </w:p>
+    <w:p>
+      <w:pPr>
+        <w:spacing w:after="80"/>
+        <w:ind w:left="360" w:hanging="288"/>
+      </w:pPr>
+      <w:r>
+        <w:rPr>
+          <w:rFonts w:ascii="Arial" w:hAnsi="Arial" w:eastAsia="Arial"/>
+          <w:b w:val="0"/>
+          <w:i w:val="0"/>
+          <w:sz w:val="21"/>
+        </w:rPr>
+        <w:t>3. Create normal, exception, and termination paths, then confirm that no card is disconnected.</w:t>
+      </w:r>
+    </w:p>
+    <w:p>
+      <w:pPr>
+        <w:spacing w:after="80"/>
+        <w:ind w:left="360" w:hanging="288"/>
+      </w:pPr>
+      <w:r>
+        <w:rPr>
+          <w:rFonts w:ascii="Arial" w:hAnsi="Arial" w:eastAsia="Arial"/>
+          <w:b w:val="0"/>
+          <w:i w:val="0"/>
+          <w:sz w:val="21"/>
+        </w:rPr>
+        <w:t>4. Select only active templates registered for the target channel and verify the rendered result in Bot Test and the real channel.</w:t>
+      </w:r>
+    </w:p>
+    <w:p>
+      <w:pPr>
+        <w:pStyle w:val="Heading1"/>
+      </w:pPr>
+      <w:r>
+        <w:rPr>
+          <w:rFonts w:ascii="Arial" w:hAnsi="Arial" w:eastAsia="Arial"/>
+          <w:b/>
+          <w:i w:val="0"/>
+          <w:sz w:val="21"/>
+        </w:rPr>
+        <w:t>12. API management and execution</w:t>
+      </w:r>
+    </w:p>
+    <w:p>
+      <w:pPr>
+        <w:pStyle w:val="ListBullet"/>
+        <w:spacing w:after="80"/>
+      </w:pPr>
+      <w:r>
+        <w:rPr>
+          <w:rFonts w:ascii="Arial" w:hAnsi="Arial" w:eastAsia="Arial"/>
+          <w:b w:val="0"/>
+          <w:i w:val="0"/>
+          <w:sz w:val="21"/>
+        </w:rPr>
+        <w:t>Register the API name, destination Base URL, method, authentication, headers, path, query, and body fields.</w:t>
+      </w:r>
+    </w:p>
+    <w:p>
+      <w:pPr>
+        <w:pStyle w:val="ListBullet"/>
+        <w:spacing w:after="80"/>
+      </w:pPr>
+      <w:r>
+        <w:rPr>
+          <w:rFonts w:ascii="Arial" w:hAnsi="Arial" w:eastAsia="Arial"/>
+          <w:b w:val="0"/>
+          <w:i w:val="0"/>
+          <w:sz w:val="21"/>
+        </w:rPr>
+        <w:t>Browser code must call a same-origin path; internal Docker addresses and credentials remain on the server side.</w:t>
+      </w:r>
+    </w:p>
+    <w:p>
+      <w:pPr>
+        <w:pStyle w:val="ListBullet"/>
+        <w:spacing w:after="80"/>
+      </w:pPr>
+      <w:r>
+        <w:rPr>
+          <w:rFonts w:ascii="Arial" w:hAnsi="Arial" w:eastAsia="Arial"/>
+          <w:b w:val="0"/>
+          <w:i w:val="0"/>
+          <w:sz w:val="21"/>
+        </w:rPr>
+        <w:t xml:space="preserve">After a test, check the analysis data and </w:t>
+      </w:r>
+      <w:r>
+        <w:rPr>
+          <w:rFonts w:ascii="Arial" w:hAnsi="Arial" w:eastAsia="Arial"/>
+          <w:b/>
+          <w:i w:val="0"/>
+          <w:sz w:val="21"/>
+        </w:rPr>
+        <w:t>Admin &gt; API call history</w:t>
+      </w:r>
+      <w:r>
+        <w:rPr>
+          <w:rFonts w:ascii="Arial" w:hAnsi="Arial" w:eastAsia="Arial"/>
+          <w:b w:val="0"/>
+          <w:i w:val="0"/>
+          <w:sz w:val="21"/>
+        </w:rPr>
+        <w:t xml:space="preserve"> for status, latency, and failure details.</w:t>
+      </w:r>
+    </w:p>
+    <w:p>
+      <w:pPr>
+        <w:pStyle w:val="Heading1"/>
+      </w:pPr>
+      <w:r>
+        <w:rPr>
+          <w:rFonts w:ascii="Arial" w:hAnsi="Arial" w:eastAsia="Arial"/>
+          <w:b/>
+          <w:i w:val="0"/>
+          <w:sz w:val="21"/>
+        </w:rPr>
+        <w:t>13. Bot Test, evaluation, retraining, and analysis</w:t>
+      </w:r>
+    </w:p>
+    <w:p>
+      <w:pPr>
+        <w:pStyle w:val="ListBullet"/>
+        <w:spacing w:after="80"/>
+      </w:pPr>
+      <w:r>
+        <w:rPr>
+          <w:rFonts w:ascii="Arial" w:hAnsi="Arial" w:eastAsia="Arial"/>
+          <w:b w:val="0"/>
+          <w:i w:val="0"/>
+          <w:sz w:val="21"/>
+        </w:rPr>
+        <w:t xml:space="preserve">In </w:t>
+      </w:r>
+      <w:r>
+        <w:rPr>
+          <w:rFonts w:ascii="Arial" w:hAnsi="Arial" w:eastAsia="Arial"/>
+          <w:b/>
+          <w:i w:val="0"/>
+          <w:sz w:val="21"/>
+        </w:rPr>
+        <w:t>Bot Test</w:t>
+      </w:r>
+      <w:r>
+        <w:rPr>
+          <w:rFonts w:ascii="Arial" w:hAnsi="Arial" w:eastAsia="Arial"/>
+          <w:b w:val="0"/>
+          <w:i w:val="0"/>
+          <w:sz w:val="21"/>
+        </w:rPr>
+        <w:t>, verify the response and the analysis panel together: applied classification stage, score, entities, variables, dialog card, and final response.</w:t>
+      </w:r>
+    </w:p>
+    <w:p>
+      <w:pPr>
+        <w:pStyle w:val="ListBullet"/>
+        <w:spacing w:after="80"/>
+      </w:pPr>
+      <w:r>
+        <w:rPr>
+          <w:rFonts w:ascii="Arial" w:hAnsi="Arial" w:eastAsia="Arial"/>
+          <w:b w:val="0"/>
+          <w:i w:val="0"/>
+          <w:sz w:val="21"/>
+        </w:rPr>
+        <w:t xml:space="preserve">In </w:t>
+      </w:r>
+      <w:r>
+        <w:rPr>
+          <w:rFonts w:ascii="Arial" w:hAnsi="Arial" w:eastAsia="Arial"/>
+          <w:b/>
+          <w:i w:val="0"/>
+          <w:sz w:val="21"/>
+        </w:rPr>
+        <w:t>Evaluation</w:t>
+      </w:r>
+      <w:r>
+        <w:rPr>
+          <w:rFonts w:ascii="Arial" w:hAnsi="Arial" w:eastAsia="Arial"/>
+          <w:b w:val="0"/>
+          <w:i w:val="0"/>
+          <w:sz w:val="21"/>
+        </w:rPr>
+        <w:t>, review misclassified utterances, low-score utterances, and similar-intent conflicts with the same baseline data set.</w:t>
+      </w:r>
+    </w:p>
+    <w:p>
+      <w:pPr>
+        <w:pStyle w:val="ListBullet"/>
+        <w:spacing w:after="80"/>
+      </w:pPr>
+      <w:r>
+        <w:rPr>
+          <w:rFonts w:ascii="Arial" w:hAnsi="Arial" w:eastAsia="Arial"/>
+          <w:b w:val="0"/>
+          <w:i w:val="0"/>
+          <w:sz w:val="21"/>
+        </w:rPr>
+        <w:t xml:space="preserve">In </w:t>
+      </w:r>
+      <w:r>
+        <w:rPr>
+          <w:rFonts w:ascii="Arial" w:hAnsi="Arial" w:eastAsia="Arial"/>
+          <w:b/>
+          <w:i w:val="0"/>
+          <w:sz w:val="21"/>
+        </w:rPr>
+        <w:t>Retraining</w:t>
+      </w:r>
+      <w:r>
+        <w:rPr>
+          <w:rFonts w:ascii="Arial" w:hAnsi="Arial" w:eastAsia="Arial"/>
+          <w:b w:val="0"/>
+          <w:i w:val="0"/>
+          <w:sz w:val="21"/>
+        </w:rPr>
+        <w:t>, reflect only validated utterances and confirm the processing result in training history.</w:t>
+      </w:r>
+    </w:p>
+    <w:p>
+      <w:pPr>
+        <w:pStyle w:val="ListBullet"/>
+        <w:spacing w:after="80"/>
+      </w:pPr>
+      <w:r>
+        <w:rPr>
+          <w:rFonts w:ascii="Arial" w:hAnsi="Arial" w:eastAsia="Arial"/>
+          <w:b w:val="0"/>
+          <w:i w:val="0"/>
+          <w:sz w:val="21"/>
+        </w:rPr>
+        <w:t xml:space="preserve">In </w:t>
+      </w:r>
+      <w:r>
+        <w:rPr>
+          <w:rFonts w:ascii="Arial" w:hAnsi="Arial" w:eastAsia="Arial"/>
+          <w:b/>
+          <w:i w:val="0"/>
+          <w:sz w:val="21"/>
+        </w:rPr>
+        <w:t>Analysis</w:t>
+      </w:r>
+      <w:r>
+        <w:rPr>
+          <w:rFonts w:ascii="Arial" w:hAnsi="Arial" w:eastAsia="Arial"/>
+          <w:b w:val="0"/>
+          <w:i w:val="0"/>
+          <w:sz w:val="21"/>
+        </w:rPr>
+        <w:t>, distinguish zero data from a filter or collection problem before changing the model.</w:t>
+      </w:r>
+    </w:p>
+    <w:p>
+      <w:pPr>
+        <w:pStyle w:val="Heading1"/>
+      </w:pPr>
+      <w:r>
+        <w:rPr>
+          <w:rFonts w:ascii="Arial" w:hAnsi="Arial" w:eastAsia="Arial"/>
+          <w:b/>
+          <w:i w:val="0"/>
+          <w:sz w:val="21"/>
+        </w:rPr>
+        <w:t>14. System administration and operations dashboard</w:t>
+      </w:r>
+    </w:p>
+    <w:p>
+      <w:pPr>
+        <w:pStyle w:val="ListBullet"/>
+        <w:spacing w:after="80"/>
+      </w:pPr>
+      <w:r>
+        <w:rPr>
+          <w:rFonts w:ascii="Arial" w:hAnsi="Arial" w:eastAsia="Arial"/>
+          <w:b w:val="0"/>
+          <w:i w:val="0"/>
+          <w:sz w:val="21"/>
+        </w:rPr>
+        <w:t>Manage users, groups, roles, channels, botstation links, templates, licenses, and localized system messages from Admin.</w:t>
+      </w:r>
+    </w:p>
+    <w:p>
+      <w:pPr>
+        <w:pStyle w:val="ListBullet"/>
+        <w:spacing w:after="80"/>
+      </w:pPr>
+      <w:r>
+        <w:rPr>
+          <w:rFonts w:ascii="Arial" w:hAnsi="Arial" w:eastAsia="Arial"/>
+          <w:b w:val="0"/>
+          <w:i w:val="0"/>
+          <w:sz w:val="21"/>
+        </w:rPr>
+        <w:t>Use the operations dashboard for API/DB readiness, cache, response latency, errors, edit locks, DB separation, ML GPU, and Semantic GPU status.</w:t>
+      </w:r>
+    </w:p>
+    <w:p>
+      <w:pPr>
+        <w:pStyle w:val="ListBullet"/>
+        <w:spacing w:after="80"/>
+      </w:pPr>
+      <w:r>
+        <w:rPr>
+          <w:rFonts w:ascii="Arial" w:hAnsi="Arial" w:eastAsia="Arial"/>
+          <w:b w:val="0"/>
+          <w:i w:val="0"/>
+          <w:sz w:val="21"/>
+        </w:rPr>
+        <w:t>Use history screens to trace bot, version, language, utterance, channel, request time, and result; do not expose credentials or personal information.</w:t>
+      </w:r>
+    </w:p>
+    <w:p>
+      <w:pPr>
+        <w:pStyle w:val="Heading1"/>
+      </w:pPr>
+      <w:r>
+        <w:rPr>
+          <w:rFonts w:ascii="Arial" w:hAnsi="Arial" w:eastAsia="Arial"/>
+          <w:b/>
+          <w:i w:val="0"/>
+          <w:sz w:val="21"/>
+        </w:rPr>
+        <w:t>15. Operator checklist and example flow</w:t>
+      </w:r>
+    </w:p>
+    <w:p>
+      <w:r>
+        <w:rPr>
+          <w:rFonts w:ascii="Arial" w:hAnsi="Arial" w:eastAsia="Arial"/>
+          <w:b w:val="0"/>
+          <w:i w:val="0"/>
+          <w:sz w:val="21"/>
+        </w:rPr>
+        <w:t>Before a change, record the bot UUID, version, language, operating version, affected assets, baseline utterances, and connected channels. After a change, verify save status, training/indexing, Bot Test, evaluation, analysis, conversation/API/Queue history, and the real channel.</w:t>
+      </w:r>
+    </w:p>
+    <w:p>
+      <w:r>
+        <w:rPr>
+          <w:rFonts w:ascii="Arial" w:hAnsi="Arial" w:eastAsia="Arial"/>
+          <w:b w:val="0"/>
+          <w:i w:val="0"/>
+          <w:sz w:val="21"/>
+        </w:rPr>
+        <w:t>Example: create a delivery inquiry bot, add schedule and current-status intents, register multilingual utterances and order-number entities, connect an API card, train or index the version, test representative and boundary utterances, and reflect only verified failures through retraining.</w:t>
+      </w:r>
+    </w:p>
+    <w:p>
+      <w:pPr>
+        <w:pStyle w:val="Heading1"/>
+      </w:pPr>
+      <w:r>
+        <w:rPr>
+          <w:rFonts w:ascii="Arial" w:hAnsi="Arial" w:eastAsia="Arial"/>
+          <w:b/>
+          <w:i w:val="0"/>
+          <w:sz w:val="21"/>
+        </w:rPr>
+        <w:t>Related Documents</w:t>
+      </w:r>
+    </w:p>
+    <w:p>
+      <w:pPr>
+        <w:pStyle w:val="ListBullet"/>
+        <w:spacing w:after="80"/>
+      </w:pPr>
+      <w:r>
+        <w:rPr>
+          <w:rFonts w:ascii="Arial" w:hAnsi="Arial" w:eastAsia="Arial"/>
+          <w:b w:val="0"/>
+          <w:i w:val="0"/>
+          <w:sz w:val="21"/>
+        </w:rPr>
+        <w:t>View all CGA manuals</w:t>
+      </w:r>
+    </w:p>
+    <w:p>
+      <w:pPr>
+        <w:pStyle w:val="ListBullet"/>
+        <w:spacing w:after="80"/>
+      </w:pPr>
+      <w:r>
+        <w:rPr>
+          <w:rFonts w:ascii="Arial" w:hAnsi="Arial" w:eastAsia="Arial"/>
+          <w:b w:val="0"/>
+          <w:i w:val="0"/>
+          <w:sz w:val="21"/>
+        </w:rPr>
+        <w:t>CGA Getting Started</w:t>
+      </w:r>
+    </w:p>
+    <w:p>
+      <w:pPr>
+        <w:pStyle w:val="ListBullet"/>
+        <w:spacing w:after="80"/>
+      </w:pPr>
+      <w:r>
+        <w:rPr>
+          <w:rFonts w:ascii="Arial" w:hAnsi="Arial" w:eastAsia="Arial"/>
+          <w:b w:val="0"/>
+          <w:i w:val="0"/>
+          <w:sz w:val="21"/>
+        </w:rPr>
+        <w:t>CGA NLU Utilization Guide</w:t>
       </w:r>
     </w:p>
     <w:sectPr>
